--- a/klagomål/Lögdaselet FSC-klagomål.docx
+++ b/klagomål/Lögdaselet FSC-klagomål.docx
@@ -1,6 +1,6 @@
 
 <file path=word/document.xml><?xml version="1.0" encoding="utf-8"?>
-<w:document xmlns:wpc="http://schemas.microsoft.com/office/word/2010/wordprocessingCanvas" xmlns:cx="http://schemas.microsoft.com/office/drawing/2014/chartex" xmlns:cx1="http://schemas.microsoft.com/office/drawing/2015/9/8/chartex" xmlns:cx2="http://schemas.microsoft.com/office/drawing/2015/10/21/chartex" xmlns:cx3="http://schemas.microsoft.com/office/drawing/2016/5/9/chartex" xmlns:cx4="http://schemas.microsoft.com/office/drawing/2016/5/10/chartex" xmlns:cx5="http://schemas.microsoft.com/office/drawing/2016/5/11/chartex" xmlns:cx6="http://schemas.microsoft.com/office/drawing/2016/5/12/chartex" xmlns:cx7="http://schemas.microsoft.com/office/drawing/2016/5/13/chartex" xmlns:cx8="http://schemas.microsoft.com/office/drawing/2016/5/14/chartex" xmlns:mc="http://schemas.openxmlformats.org/markup-compatibility/2006" xmlns:aink="http://schemas.microsoft.com/office/drawing/2016/ink" xmlns:am3d="http://schemas.microsoft.com/office/drawing/2017/model3d" xmlns:o="urn:schemas-microsoft-com:office:office" xmlns:oel="http://schemas.microsoft.com/office/2019/extlst" xmlns:r="http://schemas.openxmlformats.org/officeDocument/2006/relationships" xmlns:m="http://schemas.openxmlformats.org/officeDocument/2006/math" xmlns:v="urn:schemas-microsoft-com:vml" xmlns:wp14="http://schemas.microsoft.com/office/word/2010/wordprocessingDrawing" xmlns:wp="http://schemas.openxmlformats.org/drawingml/2006/wordprocessingDrawing" xmlns:w10="urn:schemas-microsoft-com:office:word" xmlns:w="http://schemas.openxmlformats.org/wordprocessingml/2006/main" xmlns:w14="http://schemas.microsoft.com/office/word/2010/wordml" xmlns:w15="http://schemas.microsoft.com/office/word/2012/wordml" xmlns:w16cex="http://schemas.microsoft.com/office/word/2018/wordml/cex" xmlns:w16cid="http://schemas.microsoft.com/office/word/2016/wordml/cid" xmlns:w16="http://schemas.microsoft.com/office/word/2018/wordml" xmlns:w16sdtdh="http://schemas.microsoft.com/office/word/2020/wordml/sdtdatahash" xmlns:w16se="http://schemas.microsoft.com/office/word/2015/wordml/symex" xmlns:wpg="http://schemas.microsoft.com/office/word/2010/wordprocessingGroup" xmlns:wpi="http://schemas.microsoft.com/office/word/2010/wordprocessingInk" xmlns:wne="http://schemas.microsoft.com/office/word/2006/wordml" xmlns:wps="http://schemas.microsoft.com/office/word/2010/wordprocessingShape" mc:Ignorable="w14 w15 w16se w16cid w16 w16cex w16sdtdh wp14">
+<w:document xmlns:wpc="http://schemas.microsoft.com/office/word/2010/wordprocessingCanvas" xmlns:cx="http://schemas.microsoft.com/office/drawing/2014/chartex" xmlns:cx1="http://schemas.microsoft.com/office/drawing/2015/9/8/chartex" xmlns:cx2="http://schemas.microsoft.com/office/drawing/2015/10/21/chartex" xmlns:cx3="http://schemas.microsoft.com/office/drawing/2016/5/9/chartex" xmlns:cx4="http://schemas.microsoft.com/office/drawing/2016/5/10/chartex" xmlns:cx5="http://schemas.microsoft.com/office/drawing/2016/5/11/chartex" xmlns:cx6="http://schemas.microsoft.com/office/drawing/2016/5/12/chartex" xmlns:cx7="http://schemas.microsoft.com/office/drawing/2016/5/13/chartex" xmlns:cx8="http://schemas.microsoft.com/office/drawing/2016/5/14/chartex" xmlns:mc="http://schemas.openxmlformats.org/markup-compatibility/2006" xmlns:aink="http://schemas.microsoft.com/office/drawing/2016/ink" xmlns:am3d="http://schemas.microsoft.com/office/drawing/2017/model3d" xmlns:o="urn:schemas-microsoft-com:office:office" xmlns:oel="http://schemas.microsoft.com/office/2019/extlst" xmlns:r="http://schemas.openxmlformats.org/officeDocument/2006/relationships" xmlns:m="http://schemas.openxmlformats.org/officeDocument/2006/math" xmlns:v="urn:schemas-microsoft-com:vml" xmlns:wp14="http://schemas.microsoft.com/office/word/2010/wordprocessingDrawing" xmlns:wp="http://schemas.openxmlformats.org/drawingml/2006/wordprocessingDrawing" xmlns:w10="urn:schemas-microsoft-com:office:word" xmlns:w="http://schemas.openxmlformats.org/wordprocessingml/2006/main" xmlns:w14="http://schemas.microsoft.com/office/word/2010/wordml" xmlns:w15="http://schemas.microsoft.com/office/word/2012/wordml" xmlns:w16cex="http://schemas.microsoft.com/office/word/2018/wordml/cex" xmlns:w16cid="http://schemas.microsoft.com/office/word/2016/wordml/cid" xmlns:w16="http://schemas.microsoft.com/office/word/2018/wordml" xmlns:w16du="http://schemas.microsoft.com/office/word/2023/wordml/word16du" xmlns:w16sdtdh="http://schemas.microsoft.com/office/word/2020/wordml/sdtdatahash" xmlns:w16sdtfl="http://schemas.microsoft.com/office/word/2024/wordml/sdtformatlock" xmlns:w16se="http://schemas.microsoft.com/office/word/2015/wordml/symex" xmlns:wpg="http://schemas.microsoft.com/office/word/2010/wordprocessingGroup" xmlns:wpi="http://schemas.microsoft.com/office/word/2010/wordprocessingInk" xmlns:wne="http://schemas.microsoft.com/office/word/2006/wordml" xmlns:wps="http://schemas.microsoft.com/office/word/2010/wordprocessingShape" mc:Ignorable="w14 w15 w16se w16cid w16 w16cex w16sdtdh w16sdtfl w16du wp14">
   <w:body>
     <w:p>
       <w:r>
@@ -112,7 +112,7 @@
         <w:pStyle w:val="ListBullet"/>
       </w:pPr>
       <w:r>
-        <w:t>Om ett ombud (tex Norra skog eller Mellanskog) avverkningsanmäler en skog med naturvärden motsvarande nyckelbiotops kvalité men markägaren inte är FSC certifierad, bör du skicka in ett FSC kontrollerat virke klagomål. Då ska klagomålet skickas till ombudsföretaget.</w:t>
+        <w:t>Om ett ombud (tex Norra skog eller Mellanskog) avverkningsanmäler en skog med naturvärden motsvarande nyckelbiotops kvalitet men markägaren inte är FSC certifierad, bör du skicka in ett FSC kontrollerat virke klagomål. Då ska klagomålet skickas till ombudsföretaget.</w:t>
       </w:r>
     </w:p>
     <w:p>
@@ -168,35 +168,7 @@
     </w:p>
     <w:p>
       <w:r>
-        <w:t>Detta dokument behandlar höga naturvärden i avverkningsanmälan Lögdaselet i Bjurholms kommun. Denna avverkningsanmälan inkom 2025-08-02 och omfattar 166,5 ha.</w:t>
-      </w:r>
-    </w:p>
-    <w:p>
-      <w:r>
-        <w:t>Nedan presenteras fynd av naturvårdsarter och fridlysta arter som gjorts i det avverkningsanmälda området, samt relevanta utdrag ur standarderna för FSC, Chain of Custody, Controlled Wood och PEFC. I BILAGA 1 finns artfakta om fridlysta och rödlistade arter.</w:t>
-      </w:r>
-    </w:p>
-    <w:p>
-      <w:r>
-        <w:t>Vi förväntar oss att ni återkommer med ett skriftligt svar på vårt klagomål och även beskriver vilka korrigerande åtgärder ni satt in för att rätta till identifierade brister i er efterlevnad av den svenska FSC standarden.</w:t>
-      </w:r>
-    </w:p>
-    <w:p>
-      <w:pPr>
-        <w:pStyle w:val="Heading1"/>
-      </w:pPr>
-      <w:r>
-        <w:t>Naturvårdsarter</w:t>
-      </w:r>
-    </w:p>
-    <w:p>
-      <w:r>
-        <w:t>I avverkningsanmälan har följande 18 naturvårdsarter hittats: knärot (VU, §8), blanksvart spiklav (NT), dvärgbägarlav (NT), gammelgransskål (NT), garnlav (NT), liten svartspik (NT), lunglav (NT), mörk kolflarnlav (NT), spillkråka (NT, §4), tretåig hackspett (NT, §4), vedflamlav (NT), vedskivlav (NT), vitgrynig nållav (NT), luddlav (S), norrlandslav (S), spindelblomster (S, §8), stuplav (S) och fläcknycklar (§8). Av dessa är 13 rödlistade. För rödlistade arter har rödlistekategorin angivits inom parentes. Arter som är signalarter enligt Skogsstyrelsen har markerats med (S). För fridlysta arter anges även paragrafen i Artskyddsförordningen som arten är fridlyst enligt.</w:t>
-      </w:r>
-    </w:p>
-    <w:p>
-      <w:r>
-        <w:t>De påträffade naturvårdsarterna är ett tydligt kvitto på att detta rör sig om en skog med höga naturvärden. I Figur 1 visas en karta över det avverkningsanmälda området, där samtliga fyndplatser för naturvårdsarter som finns registrerade på Artportalen har markerats.</w:t>
+        <w:t>Detta klagomål behandlar höga naturvärden i avverkningsanmälan Lögdaselet i Bjurholms kommun som inkom 2026-07-12 och omfattar 166,5 ha.</w:t>
       </w:r>
     </w:p>
     <w:p>
@@ -206,7 +178,7 @@
       <w:r>
         <w:drawing>
           <wp:inline xmlns:a="http://schemas.openxmlformats.org/drawingml/2006/main" xmlns:pic="http://schemas.openxmlformats.org/drawingml/2006/picture">
-            <wp:extent cx="5486400" cy="3157491"/>
+            <wp:extent cx="5486400" cy="4289196"/>
             <wp:docPr id="1" name="Picture 1"/>
             <wp:cNvGraphicFramePr>
               <a:graphicFrameLocks noChangeAspect="1"/>
@@ -227,7 +199,7 @@
                   <pic:spPr>
                     <a:xfrm>
                       <a:off x="0" y="0"/>
-                      <a:ext cx="5486400" cy="3157491"/>
+                      <a:ext cx="5486400" cy="4289196"/>
                     </a:xfrm>
                     <a:prstGeom prst="rect"/>
                   </pic:spPr>
@@ -241,157 +213,25 @@
     <w:p>
       <w:pPr>
         <w:pStyle w:val="Caption"/>
+        <w:spacing w:after="240"/>
       </w:pPr>
       <w:r>
-        <w:t>Figur 1. Fyndplatser för naturvårdsarter i det avverkningsanmälda området (röd linje). Markörer utan svart kant är placerade på fyndplatsen. Markörer med svart kant är placerade vid sidan av fyndplatsen och har ett svart streck som visar fyndplatsens exakta position. Kartans mittpunktskoordinat är N 7109364, E 678346 i SWEREF 99 TM.</w:t>
+        <w:t>Figur 1. Fyndplatser för naturvårdsarter i avverkningsanmälan. Markörer utan svart kant är placerade på fyndplatsen. Markörer med svart kant är placerade vid sidan av fyndplatsen har ett svart streck som visar fyndplatsens exakta position. Kartans mittpunktskoordinat är N 7109364, E 678346 i SWEREF 99 TM.</w:t>
       </w:r>
     </w:p>
     <w:p>
       <w:r>
-        <w:rPr>
-          <w:b/>
-        </w:rPr>
-        <w:t>Blanksvart spiklav (NT)</w:t>
-      </w:r>
-      <w:r>
-        <w:t xml:space="preserve"> förekommer på torr, hård, gammal kärnved men även på äldre ytved av tall i naturskogsartade bestånd med begränsad brandpåverkan och ostörd hydrologi. Skogsbruksåtgärder på eller i närheten av lokaler med blanksvart spiklav utgör ett hot. Naturskogsartade öppna tall- och barrblandskogar med blanksvart spiklav indikerar höga biologiska värden och bör bevaras (SLU Artdatabanken, 2024).</w:t>
+        <w:t>I avverkningsanmälan finns fynd av 18 naturvårdsarter, varav 12 är rödlistade, 5 är fridlysta, 12 är typiska (T) och 4 är signalarter (S): garnlav (VU, T), knärot (VU, T, §8), blanksvart spiklav (NT), dvärgbägarlav (NT, T), gammelgransskål (NT, T), liten svartspik (NT), lunglav (NT, T), mörk kolflarnlav (NT), tretåig hackspett (NT, T, §4), vedflamlav (NT), vedskivlav (NT, T), vitgrynig nållav (NT), luddlav (S, T), norrlandslav (S, T), spindelblomster (S, T, §8), stuplav (S, T), spillkråka (T, §4) och fläcknycklar (§8). Se Figur 1.</w:t>
       </w:r>
     </w:p>
     <w:p>
       <w:r>
-        <w:rPr>
-          <w:b/>
-        </w:rPr>
-        <w:t>Dvärgbägarlav (NT)</w:t>
-      </w:r>
-      <w:r>
-        <w:t xml:space="preserve"> förekommer över hela Sverige på gammal hård ved, huvudsakligen på tall men i södra Sverige även på ek. Veden utgörs framförallt av grova stubbar, lågor och grenar. Substratet har blivit sällsyntare och nybildning av substrat sker bara i begränsad omfattning. Arten hotas av att grova lågor blir allt sällsyntare i dagens kulturskogar samt att nybildningen av lämpliga substrat går mycket långsamt. En riklig tillgång på gamla tall- eller eklågor måste säkerställas på artens lokaler (SLU Artdatabanken, 2024; Nitare &amp; Skogsstyrelsen, 2019).</w:t>
+        <w:t>Nedan presenteras relevanta utdrag ur standarderna för FSC, Chain of Custody, Controlled Wood och PEFC.</w:t>
       </w:r>
     </w:p>
     <w:p>
       <w:r>
-        <w:rPr>
-          <w:b/>
-        </w:rPr>
-        <w:t>Gammelgransskål (NT)</w:t>
-      </w:r>
-      <w:r>
-        <w:t xml:space="preserve"> är en liten skålsvamp som växer på gamla granar med skrovlig bark. Typiska växtplatser är gransumpskog i myrkanter, bäckdråg, bäckraviner och skuggiga bergssluttningar, men också skog på torrare mark kan hysa arten om beståndet har stark naturskogskaraktär. Bestånd med arten bör behandlas som nyckelbiotoper och sparas vid en slutavverkning. Även gallring bör undvikas (SLU Artdatabanken, 2024; Nitare &amp; Skogsstyrelsen, 2019).</w:t>
-      </w:r>
-    </w:p>
-    <w:p>
-      <w:r>
-        <w:rPr>
-          <w:b/>
-        </w:rPr>
-        <w:t>Garnlav (NT)</w:t>
-      </w:r>
-      <w:r>
-        <w:t xml:space="preserve"> är en utpräglad barrskogsart som ibland kan drapera träden i norrländska grannaturskogar med hög luftfuktighet. Den förekommer även i talldominerade bestånd där den, förutom i trädens grenverk, påträffas hängande över ojämnheter i tallbarken. Arten har minskat starkt i södra och mellersta Sverige och den minskar även i sitt nordliga utbredningsområde. Orsaken till tillbakagången beror främst på slutavverkningar av naturskogsartade skogar. Bestånd med riklig förekomst bör regelmässigt sparas. Garnlav är värdväxt för den mycket sällsynta och akut hotade fjärilen barrskogslavfly (CR) som hör hemma i boreala barrskogar med riklig förekomst av värdväxten. Tidigare kunde arten konstateras årligen på flera platser vid Dala-Floda i Dalarna innan lokalerna kalavverkades. Senaste fyndet i landet av barrskogslavfly är från år 2000 då den påträffades vid Högberget i Sollefteå kommun (SLU Artdatabanken, 2024).</w:t>
-      </w:r>
-    </w:p>
-    <w:p>
-      <w:r>
-        <w:rPr>
-          <w:b/>
-        </w:rPr>
-        <w:t>Liten svartspik (NT)</w:t>
-      </w:r>
-      <w:r>
-        <w:t xml:space="preserve"> växer på granbark i boreala barrskogar med lång trädkontinuitet och hög luftfuktighet. Orsaken till tillbakagången beror på främst på slutavverkningar av naturskogsartade granskogar. Bestånd med riklig förekomst av liten svartspik bör regelmässigt sparas. Naturhänsyn i samband med slutavverkning måste ske så att man undviker uttorkningseffekter (SLU Artdatabanken, 2024).</w:t>
-      </w:r>
-    </w:p>
-    <w:p>
-      <w:r>
-        <w:rPr>
-          <w:b/>
-        </w:rPr>
-        <w:t>Lunglav (NT)</w:t>
-      </w:r>
-      <w:r>
-        <w:t xml:space="preserve"> är en av vårt lands främsta signalarter som överallt indikerar gamla lövträd, skogsbestånd med höga naturvärden och ekosystem med lång skoglig kontinuitet. Lokalt kan förekomsten vara mycket riklig men den hittas nästan enbart i gamla och ej slutavverkade skogar. Artens samtliga förekomster bör uppmärksammas från naturvårdssynpunkt, då många lokaler även hyser andra ovanliga och rödlistade arter. Rikliga förekomster bör skyddas med biotopskydd, frivilliga avsättningar eller reservat. Det finns ett antal sällsynta lavparasiter som växer på lunglav: lunglavsknapp (VU), skrovelmössing (DD), lunglavshårprick (DD), </w:t>
-      </w:r>
-      <w:r>
-        <w:rPr>
-          <w:i/>
-        </w:rPr>
-        <w:t>Calycina alstrupii</w:t>
-      </w:r>
-      <w:r>
-        <w:t xml:space="preserve"> (NA) och </w:t>
-      </w:r>
-      <w:r>
-        <w:rPr>
-          <w:i/>
-        </w:rPr>
-        <w:t>Chalara lobariae</w:t>
-      </w:r>
-      <w:r>
-        <w:t xml:space="preserve"> (NA) (SLU Artdatabanken, 2025; SLU Artdatabanken, 2024; Nitare &amp; Skogsstyrelsen, 2019).</w:t>
-      </w:r>
-    </w:p>
-    <w:p>
-      <w:r>
-        <w:rPr>
-          <w:b/>
-        </w:rPr>
-        <w:t>Mörk kolflarnlav (NT)</w:t>
-      </w:r>
-      <w:r>
-        <w:t xml:space="preserve"> är brandberoende och växer nästan uteslutande på kolad hård kärnved av tall. Arten förekommer främst i glesa, öppna tall- och blandbarrskogar av naturskogskaraktär och etableringen verkar ske sent efter brand, kanske först efter 100–300 år. Mörk kolflarnlav indikerar skog med höga naturvärden och vanligast är att den påträffas på rester av nedbrunna torrakor och högstubbar och lågstubbar som är så grova att hela innandömet är urbränt. Tall- och blandbarrskogar av naturskogskaraktär med spår av återkommande bränder hyser höga biologiska värden och bör skyddas (SLU Artdatabanken, 2024).</w:t>
-      </w:r>
-    </w:p>
-    <w:p>
-      <w:r>
-        <w:rPr>
-          <w:b/>
-        </w:rPr>
-        <w:t>Stuplav</w:t>
-      </w:r>
-      <w:r>
-        <w:t xml:space="preserve"> är en mycket bra signalart i hela sitt utbredningsområde och förekommer nästan enbart i skogsmiljöer med höga naturvärden. Den indikerar långvarig förekomst av gamla lövträd och miljöer med konstant hög luftfuktighet. I skogar med suboceaniskt klimat finns det en mycket sällsynt parasit, njurlavsknapp </w:t>
-      </w:r>
-      <w:r>
-        <w:rPr>
-          <w:i/>
-        </w:rPr>
-        <w:t>Pletocarpon nephromeum</w:t>
-      </w:r>
-      <w:r>
-        <w:t xml:space="preserve"> (EN), som växer på stuplav (SLU Artdatabanken, 2024; Nitare &amp; Skogsstyrelsen, 2019).</w:t>
-      </w:r>
-    </w:p>
-    <w:p>
-      <w:r>
-        <w:rPr>
-          <w:b/>
-        </w:rPr>
-        <w:t>Vedflamlav (NT)</w:t>
-      </w:r>
-      <w:r>
-        <w:t xml:space="preserve"> växer på gammal hård och torr, exponerad kärnved av tall, främst på högstubbar i ljusöppna lägen, t.ex. vid och på myrar, sjökanter, i glesa hällmarkskogar och i brandpräglade tallnaturskogar. Substratet nyskapas i begränsad omfattning och arten är en utmärkt indikator på höga naturvärden i denna skogstyp. Tall- och barrblandskogar med naturskogskaraktär och spår av bränder har ofta höga biologiska värden och bör skyddas (SLU Artdatabanken, 2024).</w:t>
-      </w:r>
-    </w:p>
-    <w:p>
-      <w:r>
-        <w:rPr>
-          <w:b/>
-        </w:rPr>
-        <w:t>Vedskivlav (NT)</w:t>
-      </w:r>
-      <w:r>
-        <w:t xml:space="preserve"> växer på gammal, torr, exponerad, hård kärnved av framförallt tall i naturskogsartade bestånd. Avverkning av tallskog av naturskogskaraktär med spår av återkommande bränder är ett hot. Mängden lämplig ved att växa på för vedskivlav minskar, dels på grund av naturlig nedbrytning men framförallt på grund av att de förstörs i samband med slutavverkningar, gallringar och markberedning. Tall- och blandbarrskogar av naturskogskaraktär med spår av återkommande bränder bör skyddas (SLU Artdatabanken, 2024).</w:t>
-      </w:r>
-    </w:p>
-    <w:p>
-      <w:r>
-        <w:rPr>
-          <w:b/>
-        </w:rPr>
-        <w:t>Vitgrynig nållav (NT)</w:t>
-      </w:r>
-      <w:r>
-        <w:t xml:space="preserve"> växer nästan uteslutande på bark av gamla, senvuxna granar i skuggiga lägen med hög och jämn luftfuktighet. Den vanligaste naturtypen för arten är kontinuitetsskogar på frisk mark men den finns också i sumpgranskogar. På lång sikt utgör avverkningar av olikåldriga granskogar av naturskogskaraktär ett allvarligt hot mot arten och skogsbruksåtgärder på eller i närheten av växtplatserna bör undvikas. Naturskogsartade, fuktiga granskogar med förekomster av arten signalerar höga biologiska värden och bör bevaras (SLU Artdatabanken, 2024; Nitare &amp; Skogsstyrelsen, 2019).</w:t>
+        <w:t>Vi förväntar oss att ni återkommer med ett skriftligt svar på vårt klagomål och även beskriver vilka korrigerande åtgärder ni satt in för att rätta till identifierade brister i er efterlevnad av den svenska FSC standarden.</w:t>
       </w:r>
     </w:p>
     <w:p>
@@ -399,26 +239,41 @@
         <w:pStyle w:val="Heading1"/>
       </w:pPr>
       <w:r>
-        <w:t>Fridlysta arter</w:t>
+        <w:t>Naturvårdsarter och fridlysta arter</w:t>
       </w:r>
     </w:p>
     <w:p>
       <w:r>
-        <w:t>Följande fridlysta arter har sina livsmiljöer och växtplatser i den avverkningsanmälda skogen: knärot (VU, §8), spillkråka (NT, §4), tretåig hackspett (NT, §4), spindelblomster (S, §8) och fläcknycklar (§8).</w:t>
+        <w:t>Nedan följer beskrivningar av de naturvårdsarter och fridlysta arter som har sina livsmiljöer och växtplatser i den avverkningsanmälda skogen. Se även ytterligare artfakta i BILAGA 1. De påträffade naturvårdsarterna är ett tydligt kvitto på att det rör sig om en skog med höga naturvärden.</w:t>
       </w:r>
     </w:p>
     <w:p>
-      <w:r>
-        <w:t xml:space="preserve">Observera att medlemsländerna är skyldiga att agera i enlighet med EU:s fågeldirektiv där det uttryckligen står att direktivet gäller för fåglar samt för deras ägg, bon och </w:t>
-      </w:r>
       <w:r>
         <w:rPr>
           <w:b/>
         </w:rPr>
-        <w:t xml:space="preserve">livsmiljöer </w:t>
-      </w:r>
-      <w:r>
-        <w:t>(artikel 1). Vidare att de åtgärder som vidtas inte får leda till en försämring av den nuvarande situationen beträffande bevarandet av de fågelarter som avses i artikel 1 (artikel 13). Fågeldirektivet är styrande för tillsynsansvariga myndigheters ärendehantering, ställningstaganden och beslutsfattande.</w:t>
+        <w:t>Garnlav (VU)</w:t>
+      </w:r>
+      <w:r>
+        <w:t xml:space="preserve"> är en utpräglad barrskogsart som ibland kan drapera träden i norrländska grannaturskogar med hög luftfuktighet. Den förekommer även i talldominerade bestånd där den, förutom i trädens grenverk, påträffas hängande över ojämnheter i tallbarken. Arten har minskat starkt i södra och mellersta Sverige och den minskar även i sitt nordliga utbredningsområde. Minskningstakten uppgår till 30 (20–50) % inom 50 år och överstiger gränsvärdet för Sårbar (VU). Orsaken till tillbakagången beror främst på slutavverkningar av naturskogsartade skogar. Bestånd med riklig förekomst bör regelmässigt sparas, vilket även gynnar flera andra sällsynta och rödlistade arter. Garnlav är värdväxt för den mycket sällsynta och akut hotade fjärilen barrskogslavfly (CR) som hör hemma i boreala barrskogar med riklig förekomst av värdväxten. Tidigare kunde arten konstateras årligen på flera platser vid Dala-Floda i Dalarna innan lokalerna kalavverkades. Senaste fyndet i landet av barrskogslavfly är från år 2000 då den påträffades vid Högberget i Sollefteå kommun. Garnlav är typisk art för </w:t>
+      </w:r>
+      <w:r>
+        <w:rPr>
+          <w:i/>
+        </w:rPr>
+        <w:t xml:space="preserve">9010 Taiga </w:t>
+      </w:r>
+      <w:r>
+        <w:t>och</w:t>
+      </w:r>
+      <w:r>
+        <w:rPr>
+          <w:i/>
+        </w:rPr>
+        <w:t xml:space="preserve"> 9070 Trädklädd betesmark</w:t>
+      </w:r>
+      <w:r>
+        <w:t xml:space="preserve"> (SLU Artdatabanken, 2026).</w:t>
       </w:r>
     </w:p>
     <w:p>
@@ -429,7 +284,43 @@
         <w:t>Knärot (VU, §8)</w:t>
       </w:r>
       <w:r>
-        <w:t xml:space="preserve"> är rödlistad som sårbar och fridlyst enligt 8§ artskyddsförordningen. En nyligen genomförd analys av 79 floraväktarlokaler indikerar att det behövs någonstans mellan 100 och 150 meters skyddszon för att en knärotspopulation inte ska dö ut på lång sikt (Sebestyén &amp; Sundberg, 2025). Detta ligger väl i linje med tidigare genomförda studier som visar att det krävs väl tilltagna buffertzoner för att knäroten inte ska ta skada av skogsbruksåtgärder i intilliggande skog (Johnson, 2014; Koelmeijer m.fl., 2022; Skogsstyrelsen, 2022). Arten är även känslig för gallring vilket framgår av Skogsstyrelsens egen vägledning för hänsyn till knärot (Skogsstyrelsen, 2022). För rika förekomster av knärot är reservatsbildning eller biotopskydd lämpliga åtgärder för att skydda den (SLU Artdatabanken, 2024).</w:t>
+        <w:t xml:space="preserve"> är typisk art för </w:t>
+      </w:r>
+      <w:r>
+        <w:rPr>
+          <w:i/>
+        </w:rPr>
+        <w:t xml:space="preserve">9010 Taiga </w:t>
+      </w:r>
+      <w:r>
+        <w:t>och</w:t>
+      </w:r>
+      <w:r>
+        <w:rPr>
+          <w:i/>
+        </w:rPr>
+        <w:t xml:space="preserve"> 9050 Näringsrik granskog</w:t>
+      </w:r>
+      <w:r>
+        <w:t xml:space="preserve">, rödlistad som sårbar och fridlyst enligt 8§ artskyddsförordningen. En nyligen genomförd analys av 79 floraväktarlokaler indikerar att det behövs någonstans mellan 100 och 150 meters skyddszon för att en knärotspopulation inte ska dö ut på lång sikt (Sebestyén &amp; Sundberg, 2025). Detta ligger väl i linje med tidigare genomförda studier som visar att det krävs väl tilltagna buffertzoner för att knäroten inte ska ta skada av skogsbruksåtgärder i intilliggande skog (Johnson, 2014; Koelmeijer m.fl., 2022; Skogsstyrelsen, 2022). Arten är även känslig för gallring vilket framgår av Skogsstyrelsens egen vägledning för hänsyn till knärot (Skogsstyrelsen, 2022). Ytterligare en studie visar på den starka korrelationen mellan minskande arealer kontinuitetsskog och lokal utdöenderisk. Knäroten uppvisade en mycket låg koloniseringsgrad (0,7 % över 10 år) i kombination med hög lokal utrotningsrisk (75,2 %), där utrotningssannolikheten ökade kraftigt när arealen kontinuitetsskog minskade mellan undersökningar, t.ex. på grund av kalhyggesbruk (Johansson et al., 2026). För rika förekomster av knärot är reservatsbildning eller biotopskydd lämpliga åtgärder för att skydda den. På knärot kan den sällsynta rostsvampen </w:t>
+      </w:r>
+      <w:r>
+        <w:rPr>
+          <w:i/>
+        </w:rPr>
+        <w:t>Pucciniastrum goodyerae</w:t>
+      </w:r>
+      <w:r>
+        <w:t xml:space="preserve"> påträffas. </w:t>
+      </w:r>
+      <w:r>
+        <w:rPr>
+          <w:i/>
+        </w:rPr>
+        <w:t>Pucciniastrum goodyerae</w:t>
+      </w:r>
+      <w:r>
+        <w:t xml:space="preserve"> är klassad som NE (ej bedömd) i rödlistan (SLU Artdatabanken, 2024).</w:t>
       </w:r>
     </w:p>
     <w:p>
@@ -444,7 +335,7 @@
       <w:r>
         <w:drawing>
           <wp:inline xmlns:a="http://schemas.openxmlformats.org/drawingml/2006/main" xmlns:pic="http://schemas.openxmlformats.org/drawingml/2006/picture">
-            <wp:extent cx="5486400" cy="3617295"/>
+            <wp:extent cx="5486400" cy="4034672"/>
             <wp:docPr id="2" name="Picture 2"/>
             <wp:cNvGraphicFramePr>
               <a:graphicFrameLocks noChangeAspect="1"/>
@@ -465,7 +356,7 @@
                   <pic:spPr>
                     <a:xfrm>
                       <a:off x="0" y="0"/>
-                      <a:ext cx="5486400" cy="3617295"/>
+                      <a:ext cx="5486400" cy="4034672"/>
                     </a:xfrm>
                     <a:prstGeom prst="rect"/>
                   </pic:spPr>
@@ -479,25 +370,286 @@
     <w:p>
       <w:pPr>
         <w:pStyle w:val="Caption"/>
+        <w:spacing w:after="240"/>
       </w:pPr>
       <w:r>
         <w:t>Figur 2. Fyndplatser och buffertzoner för knärot i det avverkningsanmälda området. Endast fyndplatser vars buffertzoner överlappar med det avverkningsanmälda området har tagits med i visualiseringen. Kartans mittpunktskoordinat är N 7109364, E 678346 i SWEREF 99 TM.</w:t>
       </w:r>
-    </w:p>
-    <w:p>
-      <w:pPr>
-        <w:pStyle w:val="Caption"/>
-      </w:pPr>
     </w:p>
     <w:p>
       <w:r>
         <w:rPr>
           <w:b/>
         </w:rPr>
-        <w:t>Spillkråka (NT, §4)</w:t>
-      </w:r>
-      <w:r>
-        <w:t xml:space="preserve"> är rödlistad som nära hotad och ingår i bilaga 1 i EU:s fågeldirektiv. Den minskar i population på grund av minskad tillgång på lämpliga bo- och födoträd och minskad födotillgång. Spillkråkans minskningstakt har uppgått till 19 (24–10) % under de senaste 15 åren. Minskningstakten för den svenska populationen bedöms vara nära gränsvärdet för Sårbar (VU) (A2bc). Skogsbruk med korta omloppstider och täta, homogena ungskogar utgör det största hotet, (SLU Artdatabanken, 2023).</w:t>
+        <w:t>Blanksvart spiklav (NT)</w:t>
+      </w:r>
+      <w:r>
+        <w:t xml:space="preserve"> förekommer på torr, hård, gammal kärnved men även på äldre ytved av tall i naturskogsartade bestånd med begränsad brandpåverkan och ostörd hydrologi. Skogsbruksåtgärder på eller i närheten av lokaler med blanksvart spiklav utgör ett hot. Naturskogsartade öppna tall- och barrblandskogar med blanksvart spiklav indikerar höga biologiska värden och bör bevaras (SLU Artdatabanken, 2024).</w:t>
+      </w:r>
+    </w:p>
+    <w:p>
+      <w:r>
+        <w:rPr>
+          <w:b/>
+        </w:rPr>
+        <w:t>Dvärgbägarlav (NT)</w:t>
+      </w:r>
+      <w:r>
+        <w:t xml:space="preserve"> förekommer över hela Sverige på gammal hård ved, huvudsakligen på tall men i södra Sverige även på ek. Veden utgörs framförallt av grova stubbar, lågor och grenar. Substratet har blivit sällsyntare och nybildning av substrat sker bara i begränsad omfattning. Arten hotas av att grova lågor blir allt sällsyntare i dagens kulturskogar samt att nybildningen av lämpliga substrat går mycket långsamt. En riklig tillgång på gamla tall- eller eklågor måste säkerställas på artens lokaler. Dvärgbägarlav är typisk art för </w:t>
+      </w:r>
+      <w:r>
+        <w:rPr>
+          <w:i/>
+        </w:rPr>
+        <w:t>9010 Taiga</w:t>
+      </w:r>
+      <w:r>
+        <w:t xml:space="preserve"> (SLU Artdatabanken, 2024; Nitare &amp; Skogsstyrelsen, 2019).</w:t>
+      </w:r>
+    </w:p>
+    <w:p>
+      <w:r>
+        <w:rPr>
+          <w:b/>
+        </w:rPr>
+        <w:t>Gammelgransskål (NT)</w:t>
+      </w:r>
+      <w:r>
+        <w:t xml:space="preserve"> är en liten skålsvamp som växer på gamla granar med skrovlig bark. Typiska växtplatser är gransumpskog i myrkanter, bäckdråg, bäckraviner och skuggiga bergssluttningar, men också skog på torrare mark kan hysa arten om beståndet har stark naturskogskaraktär. Bestånd med arten bör behandlas som nyckelbiotoper och sparas vid en slutavverkning. Även gallring bör undvikas. Gammelgransskål är typisk art för </w:t>
+      </w:r>
+      <w:r>
+        <w:rPr>
+          <w:i/>
+        </w:rPr>
+        <w:t>9010 Taiga</w:t>
+      </w:r>
+      <w:r>
+        <w:t xml:space="preserve"> (SLU Artdatabanken, 2024; Nitare &amp; Skogsstyrelsen, 2019).</w:t>
+      </w:r>
+    </w:p>
+    <w:p>
+      <w:r>
+        <w:rPr>
+          <w:b/>
+        </w:rPr>
+        <w:t>Liten svartspik (NT)</w:t>
+      </w:r>
+      <w:r>
+        <w:t xml:space="preserve"> växer på granbark i boreala barrskogar med lång trädkontinuitet och hög luftfuktighet. Orsaken till tillbakagången beror på främst på slutavverkningar av naturskogsartade granskogar. Bestånd med riklig förekomst av liten svartspik bör regelmässigt sparas. Naturhänsyn i samband med slutavverkning måste ske så att man undviker uttorkningseffekter (SLU Artdatabanken, 2024).</w:t>
+      </w:r>
+    </w:p>
+    <w:p>
+      <w:r>
+        <w:rPr>
+          <w:b/>
+        </w:rPr>
+        <w:t>Lunglav (NT)</w:t>
+      </w:r>
+      <w:r>
+        <w:t xml:space="preserve"> är en av vårt lands främsta signalarter som överallt indikerar gamla lövträd, skogsbestånd med höga naturvärden och ekosystem med långskoglig kontinuitet. Lokalt kan förekomsten vara mycket riklig men den hittas nästan enbart i gamla och ej slutavverkade skogar. Artens samtliga förekomster bör uppmärksammas från naturvårdssynpunkt, då många lokaler även hyser andra ovanliga och rödlistade arter. Rikliga förekomster bör skyddas med biotopskydd, frivilliga avsättningar eller reservat. På lunglav kan de sällsynta lavparasiterna lunglavshårprick (CR), </w:t>
+      </w:r>
+      <w:r>
+        <w:rPr>
+          <w:i/>
+        </w:rPr>
+        <w:t>Abrothallus diederichii</w:t>
+      </w:r>
+      <w:r>
+        <w:t xml:space="preserve"> (VU), </w:t>
+      </w:r>
+      <w:r>
+        <w:rPr>
+          <w:i/>
+        </w:rPr>
+        <w:t>Abrothallus lobariae</w:t>
+      </w:r>
+      <w:r>
+        <w:t xml:space="preserve"> (VU), </w:t>
+      </w:r>
+      <w:r>
+        <w:rPr>
+          <w:i/>
+        </w:rPr>
+        <w:t>Calycina lobariae</w:t>
+      </w:r>
+      <w:r>
+        <w:t xml:space="preserve"> (VU), lunglavsknapp (VU) och skrovelmössing (VU) påträffas. Lunglav är typisk art för </w:t>
+      </w:r>
+      <w:r>
+        <w:rPr>
+          <w:i/>
+        </w:rPr>
+        <w:t>9010 Taiga, 9020 Nordlig ädellövskog, 9110 Näringsfattig bokskog, 9130 Näringsrik bokskog, 9160 Näringsrik ekskog, 9180 Ädellövskog i branter, 9190 Näringsfattig ekskog, 9070 Trädklädd betesmark, 9040 Fjällbjörkskog</w:t>
+      </w:r>
+      <w:r>
+        <w:t xml:space="preserve"> och</w:t>
+      </w:r>
+      <w:r>
+        <w:rPr>
+          <w:i/>
+        </w:rPr>
+        <w:t xml:space="preserve"> 6530 Lövängar</w:t>
+      </w:r>
+      <w:r>
+        <w:t xml:space="preserve"> (SLU Artdatabanken, 2026; Nitare &amp; Skogsstyrelsen, 2019).</w:t>
+      </w:r>
+    </w:p>
+    <w:p>
+      <w:r>
+        <w:rPr>
+          <w:b/>
+        </w:rPr>
+        <w:t>Mörk kolflarnlav (NT)</w:t>
+      </w:r>
+      <w:r>
+        <w:t xml:space="preserve"> är brandberoende och växer nästan uteslutande på kolad hård kärnved av tall. Arten förekommer främst i glesa, öppna tall- och blandbarrskogar av naturskogskaraktär och etableringen verkar ske sent efter brand, kanske först efter 100–300 år. Mörk kolflarnlav indikerar skog med höga naturvärden och vanligast är att den påträffas på rester av nedbrunna torrakor och högstubbar och lågstubbar som är så grova att hela innandömet är urbränt. Tall- och blandbarrskogar av naturskogskaraktär med spår av återkommande bränder hyser höga biologiska värden och bör skyddas (SLU Artdatabanken, 2024).</w:t>
+      </w:r>
+    </w:p>
+    <w:p>
+      <w:r>
+        <w:rPr>
+          <w:b/>
+        </w:rPr>
+        <w:t>Tretåig hackspett (NT, §4)</w:t>
+      </w:r>
+      <w:r>
+        <w:t xml:space="preserve"> är rödlistad som nära hotad och ingår i bilaga 1 i EU:s fågeldirektiv. Tretåig hackspett är för sin överlevnad beroende av kontinuerlig tillförsel av äldre döende och död ved, som sker genom naturliga självgallringsprocesser i äldre grannaturskogar och barrblandade naturskogar. Om en skog genom skogsbruk gallras eller glesas ur så upphör och uteblir i stort sett den naturliga självgallringsprocessen för mycket lång tid framöver vilket omöjliggör upprätthållandet av den kontinuerliga ekologiska funktionen i ett område. Det finns studier som visar att naturskogens självgallringsprocess som den tretåiga hackspetten är beroende av, inte kan ersättas med efterlämnad hänsyn i skogsbruket (Imbeau &amp; Desrochers, 2002). Storleken på häckningsreviret varierar med skogstypen, förekomsten av död ved och graden av fragmentering, men är i allmänhet i storleksordningen 25–100 hektar. Vintertid krävs ofta betydligt större områden och det finns studier som antyder att arten behöver minst 100 hektar äldre skog. I områden med låg bonitet kan det behövas över 200 hektar lämpligt habitat för att ett par ska kunna reproducera sig. Områden med dokumenterad permanent förekomst i naturskogsmiljöer har vanligen så stora naturvärden att skogsbruk är olämpligt. Tretåig hackspett är typisk art för </w:t>
+      </w:r>
+      <w:r>
+        <w:rPr>
+          <w:i/>
+        </w:rPr>
+        <w:t xml:space="preserve">9010 Taiga, 9740 Skogsbevuxen myr, 9030 Landhöjningsskog </w:t>
+      </w:r>
+      <w:r>
+        <w:t xml:space="preserve">och </w:t>
+      </w:r>
+      <w:r>
+        <w:rPr>
+          <w:i/>
+        </w:rPr>
+        <w:t>9040 Fjällbjörkskog</w:t>
+      </w:r>
+      <w:r>
+        <w:t xml:space="preserve"> (Skogsstyrelsen, 2016; SLU Artdatabanken, 2024).</w:t>
+      </w:r>
+    </w:p>
+    <w:p>
+      <w:r>
+        <w:rPr>
+          <w:b/>
+        </w:rPr>
+        <w:t>Vedflamlav (NT)</w:t>
+      </w:r>
+      <w:r>
+        <w:t xml:space="preserve"> växer på gammal hård och torr, exponerad kärnved av tall, främst på högstubbar i ljusöppna lägen, t.ex. vid och på myrar, sjökanter, i glesa hällmarkskogar och i brandpräglade tallnaturskogar. Substratet nyskapas i begränsad omfattning och arten är en utmärkt indikator på höga naturvärden i denna skogstyp. Tall- och barrblandskogar med naturskogskaraktär och spår av bränder har ofta höga biologiska värden och bör skyddas. På vedflamlavens bål kan den sällsynta spiklaven/parasiten </w:t>
+      </w:r>
+      <w:r>
+        <w:rPr>
+          <w:i/>
+        </w:rPr>
+        <w:t>Calicium ramboldiicola</w:t>
+      </w:r>
+      <w:r>
+        <w:t xml:space="preserve"> (VU) påträffas (SLU Artdatabanken, 2026).</w:t>
+      </w:r>
+    </w:p>
+    <w:p>
+      <w:r>
+        <w:rPr>
+          <w:b/>
+        </w:rPr>
+        <w:t>Vedskivlav (NT)</w:t>
+      </w:r>
+      <w:r>
+        <w:t xml:space="preserve"> växer på gammal, torr, exponerad, hård kärnved av framförallt tall i naturskogsartade bestånd. Avverkning av tallskog av naturskogskaraktär med spår av återkommande bränder är ett hot. Mängden lämplig ved att växa på för vedskivlav minskar, dels på grund av naturlig nedbrytning men framförallt på grund av att de förstörs i samband med slutavverkningar, gallringar och markberedning. Tall- och blandbarrskogar av naturskogskaraktär med spår av återkommande bränder bör skyddas. Vedskivlav är typisk art för </w:t>
+      </w:r>
+      <w:r>
+        <w:rPr>
+          <w:i/>
+        </w:rPr>
+        <w:t>9010 Taiga</w:t>
+      </w:r>
+      <w:r>
+        <w:t xml:space="preserve"> (SLU Artdatabanken, 2024).</w:t>
+      </w:r>
+    </w:p>
+    <w:p>
+      <w:r>
+        <w:rPr>
+          <w:b/>
+        </w:rPr>
+        <w:t>Vitgrynig nållav (NT)</w:t>
+      </w:r>
+      <w:r>
+        <w:t xml:space="preserve"> växer nästan uteslutande på bark av gamla, senvuxna granar i skuggiga lägen med hög och jämn luftfuktighet. Den vanligaste naturtypen för arten är kontinuitetsskogar på frisk mark men den finns också i sumpgranskogar. På lång sikt utgör avverkningar av olikåldriga granskogar av naturskogskaraktär ett allvarligt hot mot arten och skogsbruksåtgärder på eller i närheten av växtplatserna bör undvikas. Naturskogsartade, fuktiga granskogar med förekomster av arten signalerar höga biologiska värden och bör bevaras (SLU Artdatabanken, 2024; Nitare &amp; Skogsstyrelsen, 2019).</w:t>
+      </w:r>
+    </w:p>
+    <w:p>
+      <w:r>
+        <w:rPr>
+          <w:b/>
+        </w:rPr>
+        <w:t>Luddlav</w:t>
+      </w:r>
+      <w:r>
+        <w:t xml:space="preserve"> signalerar lång skoglig kontinuitet med ett stabilt lokal- och mikroklimat med hög och jämn fuktighet. Luddlav är typisk art för </w:t>
+      </w:r>
+      <w:r>
+        <w:rPr>
+          <w:i/>
+        </w:rPr>
+        <w:t>9010 Taiga,</w:t>
+      </w:r>
+      <w:r>
+        <w:t xml:space="preserve"> </w:t>
+      </w:r>
+      <w:r>
+        <w:rPr>
+          <w:i/>
+        </w:rPr>
+        <w:t xml:space="preserve">9020 Nordlig ädellövskog, 9070 Trädklädd betesmark, 9110 Näringsfattig bokskog, 9180 Ädellövskog i branter </w:t>
+      </w:r>
+      <w:r>
+        <w:t>och</w:t>
+      </w:r>
+      <w:r>
+        <w:rPr>
+          <w:i/>
+        </w:rPr>
+        <w:t xml:space="preserve"> 9190 Näringsfattig ekskog </w:t>
+      </w:r>
+      <w:r>
+        <w:t>(Nitare &amp; Skogsstyrelsen, 2019; SLU Artdatabanken, 2025).</w:t>
+      </w:r>
+    </w:p>
+    <w:p>
+      <w:r>
+        <w:rPr>
+          <w:b/>
+        </w:rPr>
+        <w:t xml:space="preserve">Norrlandslav </w:t>
+      </w:r>
+      <w:r>
+        <w:t xml:space="preserve">indikerar söder om den naturliga norrlandsgränsen barrskogsbeklädda bergbranter eller andra ostörda skogsmiljöer med höga naturvärden. Norrlandslav är typisk art för </w:t>
+      </w:r>
+      <w:r>
+        <w:rPr>
+          <w:i/>
+        </w:rPr>
+        <w:t xml:space="preserve">9010 Taiga, 8110 Silikatrasmarker </w:t>
+      </w:r>
+      <w:r>
+        <w:t>och</w:t>
+      </w:r>
+      <w:r>
+        <w:rPr>
+          <w:i/>
+        </w:rPr>
+        <w:t xml:space="preserve"> 8120 Kalkrasmarker </w:t>
+      </w:r>
+      <w:r>
+        <w:t>(Nitare &amp; Skogsstyrelsen, 2000; SLU Artdatabanken, 2025).</w:t>
       </w:r>
     </w:p>
     <w:p>
@@ -508,7 +660,25 @@
         <w:t>Spindelblomster (§8)</w:t>
       </w:r>
       <w:r>
-        <w:t xml:space="preserve"> växer i äldre mossrik granskog eller barrblandskog, men även i fjällbjörkskog. Arten indikerar långvarig trädkontinuitet och hög luftfuktighet och är mycket känslig för uttorkning och markskador. Spindelblomster har i många trakter minskat starkt under senare tid på grund av slutavverkningar och skogsmarksdikning (Nitare &amp; Skogsstyrelsen, 2019).</w:t>
+        <w:t xml:space="preserve"> växer i äldre mossrik granskog eller barrblandskog, men även i fjällbjörkskog. Arten indikerar långvarig trädkontinuitet och hög luftfuktighet och är mycket känslig för uttorkning och markskador. Spindelblomster har i många trakter minskat starkt under senare tid på grund av slutavverkningar och skogsmarksdikning. Spindelblomster är typisk art för </w:t>
+      </w:r>
+      <w:r>
+        <w:rPr>
+          <w:i/>
+        </w:rPr>
+        <w:t xml:space="preserve">9010 Taiga, 9050 Näringsrik granskog </w:t>
+      </w:r>
+      <w:r>
+        <w:t>och</w:t>
+      </w:r>
+      <w:r>
+        <w:rPr>
+          <w:i/>
+        </w:rPr>
+        <w:t xml:space="preserve"> 9040 Fjällbjörkskog</w:t>
+      </w:r>
+      <w:r>
+        <w:t xml:space="preserve"> (Nitare &amp; Skogsstyrelsen, 2019; SLU Artdatabanken, 2025).</w:t>
       </w:r>
     </w:p>
     <w:p>
@@ -516,15 +686,84 @@
         <w:rPr>
           <w:b/>
         </w:rPr>
-        <w:t>Tretåig hackspett (NT, §4)</w:t>
-      </w:r>
-      <w:r>
-        <w:t xml:space="preserve"> är rödlistad som nära hotad och ingår i bilaga 1 i EU:s fågeldirektiv. Tretåig hackspett är för sin överlevnad beroende av kontinuerlig tillförsel av äldre döende och död ved, som sker genom naturliga självgallringsprocesser i äldre grannaturskogar och barrblandade naturskogar. Om en skog genom skogsbruk gallras eller glesas ur så upphör och uteblir i stort sett den naturliga självgallringsprocessen för mycket lång tid framöver vilket omöjliggör upprätthållandet av den kontinuerliga ekologiska funktionen i ett område. Det finns studier som visar att naturskogens självgallringsprocess som den tretåiga hackspetten är beroende av, inte kan ersättas med efterlämnad hänsyn i skogsbruket (Imbeau &amp; Desrochers, 2002). Storleken på häckningsreviret varierar med skogstypen, förekomsten av död ved och graden av fragmentering, men är i allmänhet i storleksordningen 25–100 hektar. Vintertid krävs ofta betydligt större områden och det finns studier som antyder att arten behöver minst 100 hektar äldre skog. I områden med låg bonitet kan det behövas över 200 hektar lämpligt habitat för att ett par ska kunna reproducera sig. Områden med dokumenterad permanent förekomst i naturskogsmiljöer har vanligen så stora naturvärden att skogsbruk är olämpligt (Skogsstyrelsen, 2016).</w:t>
+        <w:t>Stuplav</w:t>
+      </w:r>
+      <w:r>
+        <w:t xml:space="preserve"> är en mycket bra signalart i hela sitt utbredningsområde och förekommer nästan enbart i skogsmiljöer med höga naturvärden. Den indikerar långvarig förekomst av gamla lövträd och miljöer med konstant hög luftfuktighet. I skogar med suboceaniskt klimat finns det en mycket sällsynt parasit, njurlavsknapp </w:t>
+      </w:r>
+      <w:r>
+        <w:rPr>
+          <w:i/>
+        </w:rPr>
+        <w:t>Pletocarpon nephromeum</w:t>
+      </w:r>
+      <w:r>
+        <w:t xml:space="preserve"> (EN), som växer på stuplav. Ytterligare tre sällsynta lavparasiter, </w:t>
+      </w:r>
+      <w:r>
+        <w:rPr>
+          <w:i/>
+        </w:rPr>
+        <w:t>Protounguicularia nephromatis</w:t>
+      </w:r>
+      <w:r>
+        <w:t xml:space="preserve"> (VU), </w:t>
+      </w:r>
+      <w:r>
+        <w:rPr>
+          <w:i/>
+        </w:rPr>
+        <w:t>Refractohilum galligenum</w:t>
+      </w:r>
+      <w:r>
+        <w:t xml:space="preserve"> (NT) och </w:t>
+      </w:r>
+      <w:r>
+        <w:rPr>
+          <w:i/>
+        </w:rPr>
+        <w:t>Roselliniella nephromatis</w:t>
+      </w:r>
+      <w:r>
+        <w:t xml:space="preserve"> (DD), kan också påträffas på stuplav. Stuplav är typisk art för </w:t>
+      </w:r>
+      <w:r>
+        <w:rPr>
+          <w:i/>
+        </w:rPr>
+        <w:t>9010 Taiga</w:t>
+      </w:r>
+      <w:r>
+        <w:t xml:space="preserve"> (SLU Artdatabanken, 2026; Nitare &amp; Skogsstyrelsen, 2019).</w:t>
       </w:r>
     </w:p>
     <w:p>
       <w:r>
-        <w:t>I BILAGA 1 finns mer detaljerad information om ekologi samt krav på livsmiljö hos fridlysta arter.</w:t>
+        <w:rPr>
+          <w:b/>
+        </w:rPr>
+        <w:t>Spillkråka (§4)</w:t>
+      </w:r>
+      <w:r>
+        <w:t xml:space="preserve"> omfattas av bilaga 1 i EU:s fågeldirektiv och är typisk art för </w:t>
+      </w:r>
+      <w:r>
+        <w:rPr>
+          <w:i/>
+        </w:rPr>
+        <w:t xml:space="preserve">9010 Taiga </w:t>
+      </w:r>
+      <w:r>
+        <w:t>och</w:t>
+      </w:r>
+      <w:r>
+        <w:rPr>
+          <w:i/>
+        </w:rPr>
+        <w:t xml:space="preserve"> 9740 Skogsbevuxen myr</w:t>
+      </w:r>
+      <w:r>
+        <w:t>. Den behöver grova träd, främst tall, asp och bok som boträd. Skogsbruk med korta omloppstider och täta, homogena ungskogar utgör det största hotet. Spillkråka är en nyckelart i skogliga miljöer vars övergivna bohål utnyttjas av flera andra hålhäckande fågelarter och fladdermöss, däribland pärluggla (EN, §4), knipa (§4), salskrake (§4) och skogsduva (§4). Hökuggla (VU, §4) och slaguggla (§4) häckar ofta i högstubbar som brutits av i höjd med ett gammalt spillkråkebo (SLU Artdatabanken, 2026; Skogsstyrelsen, 2016).</w:t>
       </w:r>
     </w:p>
     <w:p>
@@ -633,7 +872,7 @@
         <w:rPr>
           <w:i/>
         </w:rPr>
-        <w:t>I det avverkningsanmälda skogsområdet har 18 naturvårdsarter varav 13 rödlistade arter sina livsmiljöer och växtplatser.</w:t>
+        <w:t>I det avverkningsanmälda skogsområdet har 18 naturvårdsarter varav 12 rödlistade arter sina livsmiljöer och växtplatser.</w:t>
       </w:r>
     </w:p>
     <w:p>
@@ -845,12 +1084,30 @@
     </w:p>
     <w:p>
       <w:r>
-        <w:t>Knärot är fridlyst enligt 8 och 15 §§ artskyddsförordningen och klassad som sårbar (VU) enligt rödlistan 2020. Knärot är beroende av hög och jämn luftfuktighet i gamla, ostörda skogsmiljöer och är känslig för snabba förändringar av ljus-/vindförhållanden eller uttorkning. På grund av ett alltför intensivt skogsbruk har den minskat med 40 (25–50) % under de senaste 60 åren och i framtiden bedöms minskningstakten uppgå till 30 (20–40) %. Till följd av att arten har en dokumenterat högre minskningstakt i förhållande till sin generationstid än vad som tidigare varit känt (data från Riksskogstaxeringen) höjdes den till hotkategori sårbar (VU) i rödlistan 2020 (SLU Artdatabanken, 2024).</w:t>
+        <w:t xml:space="preserve">Knärot är typisk art för </w:t>
+      </w:r>
+      <w:r>
+        <w:rPr>
+          <w:i/>
+        </w:rPr>
+        <w:t xml:space="preserve">9010 Taiga </w:t>
+      </w:r>
+      <w:r>
+        <w:t>och</w:t>
+      </w:r>
+      <w:r>
+        <w:rPr>
+          <w:i/>
+        </w:rPr>
+        <w:t xml:space="preserve"> 9050 Näringsrik granskog</w:t>
+      </w:r>
+      <w:r>
+        <w:t>, fridlyst enligt 8 och 15 §§ artskyddsförordningen och klassad som sårbar (VU) enligt rödlistan 2020. Knärot är beroende av hög och jämn luftfuktighet i gamla, ostörda skogsmiljöer och är känslig för snabba förändringar av ljus-/vindförhållanden eller uttorkning. På grund av ett alltför intensivt skogsbruk har den minskat med 40 (25–50) % under de senaste 60 åren och i framtiden bedöms minskningstakten uppgå till 30 (20–40) %. Till följd av att arten har en dokumenterat högre minskningstakt i förhållande till sin generationstid än vad som tidigare varit känt (data från Riksskogstaxeringen) höjdes den till hotkategori sårbar (VU) i rödlistan 2020 (SLU Artdatabanken, 2024).</w:t>
       </w:r>
     </w:p>
     <w:p>
       <w:r>
-        <w:t>En analys av 79 floraväktarlokaler åren 1990–2015 vilka återbesökts under 2020–2024 visade på en tydlig negativ påverkan på knärotsförekomster från större hyggen i närområdet (inom 150–200 m) vilket indikerar att kanteffekter har en stor påverkan på populationerna. Resultaten bekräftar knärotens känslighet för kanteffekter och visar vikten av att skydda större skogsbestånd för att bevara arten. Om det blir höga andelar (&gt;30%) hyggen inom 200 meter från en knärotsförekomst så ökar risken för att en knärotspopulation dör ut och det verkar det behövas någonstans mellan 100 och 150 meters skyddszon för att bevara arten på lång sikt (Sebestyén &amp; Sundberg, 2025).</w:t>
+        <w:t>En analys av 79 floraväktarlokaler åren 1990–2015 vilka återbesökts under 2020–2024 visade på en tydlig negativ påverkan på knärotsförekomster från större hyggen i närområdet (inom 150–200 m) vilket indikerar att kanteffekter har en stor påverkan på populationerna. Resultaten bekräftar knärotens känslighet för kanteffekter och visar vikten av att skydda större skogsbestånd för att bevara arten. Om det blir höga andelar (&gt;30%) hyggen inom 200 meter från en knärotsförekomst så ökar risken för att en knärotspopulation dör ut och det verkar det behövas någonstans mellan 100 och 150 meters skyddszon för att bevara arten på lång sikt (Sebestyén &amp; Sundberg, 2025). Detta stöds även av en studie (Johansson et al, 2026) baserad på data från Riksskogstaxeringen som visar att knäroten minskat med 66 % under perioden 1993–2022 samt att det finns en stark korrelation mellan minskande arealer kontinuitetsskog och lokal utdöenderisk. Knäroten uppvisade en mycket låg koloniseringsgrad (0,7 % över 10 år) i kombination med hög lokal utrotningsrisk (75,2 %), där utrotningssannolikheten ökade kraftigt när arealen kontinuitetsskog minskade mellan undersökningar, t.ex. på grund av kalhyggesbruk (Johansson et al., 2026).</w:t>
       </w:r>
     </w:p>
     <w:p>
@@ -895,7 +1152,7 @@
     </w:p>
     <w:p>
       <w:r>
-        <w:t>En nyligen publicerad vetenskaplig uppsats av Koelmeijer m.fl. (2022) inkluderar orkidén knärots skyddsbehov. I uppsatsen berörs problemet med uttorkning för växter, bl.a. för knärot, ett problem som blivit accentuerat på grund av den pågående klimatförändringen och torra somrar, t.ex. den exceptionellt torra sommaren 2018. I uppsatsen undersöks områden med tre olika avstånd från kalhyggeskant med avseende på skydd bl.a. för knärot. Det första området har avstånd upp till 20 m från hyggeskant (Strong edge effect), det andra 20–40 m från hyggeskant (Weak edge effect) och det tredje avser större avstånd från hyggeskant, där kanteffekten anses vara försumbar (Interior). Ett resultat var att man fann stor eller mycket stor uttorkningseffekt på känsliga och rödlistade skogsarter vid de kortare avstånden till hyggeskant, medan effekt av uttorkning inte konstaterades på större avstånd (Interior). För orkidén knärot fann man en rik förekomst (upp till 0,06 dm2/m2) på stort avstånd från hyggeskant (Interior), medan förekomsten var liten eller närmast försumbar i de områden som klassificerades som Weak edge effect respektive Strong edge effect. Arbetet påpekar att de allt oftare förekommande torra somrarna ger ytterligare skäl att utöka skyddsavståndet från hyggen till den fuktkrävande arten knärot (Koelmeijer m.fl., 2022).</w:t>
+        <w:t>Ytterligare en studie (Koelmeijer m.fl., 2022) inkluderar knärotens skyddsbehov. I uppsatsen berörs problemet med uttorkning för växter, bl.a. för knärot, ett problem som blivit accentuerat på grund av den pågående klimatförändringen och torra somrar, t.ex. den exceptionellt torra sommaren 2018. I uppsatsen undersöks områden med tre olika avstånd från kalhyggeskant med avseende på skydd bl.a. för knärot. Det första området har avstånd upp till 20 m från hyggeskant (Strong edge effect), det andra 20–40 m från hyggeskant (Weak edge effect) och det tredje avser större avstånd från hyggeskant, där kanteffekten anses vara försumbar (Interior). Ett resultat var att man fann stor eller mycket stor uttorkningseffekt på känsliga och rödlistade skogsarter vid de kortare avstånden till hyggeskant, medan effekt av uttorkning inte konstaterades på större avstånd (Interior). För orkidén knärot fann man en rik förekomst (upp till 0,06 dm2/m2) på stort avstånd från hyggeskant (Interior), medan förekomsten var liten eller närmast försumbar i de områden som klassificerades som Weak edge effect respektive Strong edge effect. Arbetet påpekar att de allt oftare förekommande torra somrarna ger ytterligare skäl att utöka skyddsavståndet från hyggen till den fuktkrävande arten knärot (Koelmeijer m.fl., 2022).</w:t>
       </w:r>
     </w:p>
     <w:p>
@@ -927,7 +1184,7 @@
         <w:t xml:space="preserve">Short-term response of the herbaceous layer within leave patches after harvest. </w:t>
       </w:r>
       <w:r>
-        <w:t>Forest Ecology and Management 257, 1014–1025</w:t>
+        <w:t>Forest Ecology and Management 257, 1014–1025.</w:t>
       </w:r>
     </w:p>
     <w:p>
@@ -941,7 +1198,30 @@
         <w:t xml:space="preserve">Level and pattern of overstory retention interact to shape long-term responses of understories to timber harvest. </w:t>
       </w:r>
       <w:r>
-        <w:t>Ecological Applications, 22, 2049–2064</w:t>
+        <w:t>Ecological Applications, 22, 2049–2064.</w:t>
+      </w:r>
+    </w:p>
+    <w:p>
+      <w:r>
+        <w:t>Johansson, V., Jansson, M. och Bergman, K-O</w:t>
+      </w:r>
+      <w:r>
+        <w:rPr>
+          <w:i/>
+        </w:rPr>
+        <w:t>.</w:t>
+      </w:r>
+      <w:r>
+        <w:t>, 2026.</w:t>
+      </w:r>
+      <w:r>
+        <w:rPr>
+          <w:i/>
+        </w:rPr>
+        <w:t xml:space="preserve"> A 30-year population decline of a threatened forest orchid associated with old growth forests</w:t>
+      </w:r>
+      <w:r>
+        <w:t>. Department of Physics, Chemistry and Biology (IFM), Linköping University.</w:t>
       </w:r>
     </w:p>
     <w:p>
@@ -955,7 +1235,7 @@
         <w:t>Retention Forestry as a Conservation Measure for Boreal Forest Ground Vegetation</w:t>
       </w:r>
       <w:r>
-        <w:t>. Doktorsavhandling, SLU, Uppsala</w:t>
+        <w:t>. Doktorsavhandling, SLU, Uppsala.</w:t>
       </w:r>
     </w:p>
     <w:p>
@@ -969,7 +1249,7 @@
         <w:t xml:space="preserve">Interactive effects of drought and edge exposure on old-growth forest understory species. </w:t>
       </w:r>
       <w:r>
-        <w:t>Landscape Ecology, 37, sid 1839–1853</w:t>
+        <w:t>Landscape Ecology, 37, sid 1839–1853.</w:t>
       </w:r>
     </w:p>
     <w:p>
@@ -997,7 +1277,7 @@
         <w:t>Påverkan på knärotslokaler från hyggen i närheten.</w:t>
       </w:r>
       <w:r>
-        <w:t xml:space="preserve"> DAPHNE 36:1 2025. Botaniska Sällskapet i Stockholm</w:t>
+        <w:t xml:space="preserve"> DAPHNE 36:1 2025. Botaniska Sällskapet i Stockholm.</w:t>
       </w:r>
     </w:p>
     <w:p>
@@ -1011,7 +1291,7 @@
         <w:t xml:space="preserve">Vägledning för hänsyn till knärot. </w:t>
       </w:r>
       <w:r>
-        <w:t>https://www.skogsstyrelsen.se/lag-och-tillsyn/artskydd/vagledningar-och-kunskapsstod-artskydd/vagledning-for-hansyn-till-knarot/</w:t>
+        <w:t>https://www.skogsstyrelsen.se/lag-och-tillsyn/artskydd/vagledningar-och-kunskapsstod-artskydd/vagledning-for-hansyn-till-knarot/.</w:t>
       </w:r>
     </w:p>
     <w:p>
@@ -1025,7 +1305,7 @@
         <w:t xml:space="preserve">Artfaktablad. Naturvård – artfakta. </w:t>
       </w:r>
       <w:r>
-        <w:t>SLU Artdatabanken, Uppsala</w:t>
+        <w:t>SLU Artdatabanken, Uppsala.</w:t>
       </w:r>
     </w:p>
     <w:p>
@@ -1038,57 +1318,57 @@
     </w:p>
     <w:p>
       <w:r>
-        <w:t>Lunglav (NT) är en av vårt lands främsta signalarter som överallt indikerar gamla lövträd, skogsbestånd med höga naturvärden och ekosystem med lång skoglig kontinuitet. Lokalt kan förekomsten vara mycket riklig men den hittas nästan enbart i gamla och ej slutavverkade skogar. Artens samtliga förekomster bör uppmärksammas från naturvårdssynpunkt, då många lokaler även hyser andra ovanliga och rödlistade arter. Rikliga förekomster bör skyddas med biotopskydd, frivilliga avsättningar eller reservat (SLU Artdatabanken, 2024; Nitare &amp; Skogsstyrelsen, 2019).</w:t>
-      </w:r>
-    </w:p>
-    <w:p>
-      <w:r>
-        <w:t xml:space="preserve">På lunglav kan man sällsynt finna små svarta skivlika bildningar som liknar apothecier men som är en parasitisk svamp, Lunglavsknapp </w:t>
+        <w:t xml:space="preserve">Lunglav (NT) är en av vårt lands främsta signalarter som överallt indikerar gamla lövträd, skogsbestånd med höga naturvärden och ekosystem med lång skoglig kontinuitet. Lokalt kan förekomsten vara mycket riklig men den hittas nästan enbart i gamla och ej slutavverkade skogar. Artens samtliga förekomster bör uppmärksammas från naturvårdssynpunkt, då många lokaler även hyser andra ovanliga och rödlistade arter, däribland de sällsynta lavparasiterna lunglavshårprick (CR), </w:t>
       </w:r>
       <w:r>
         <w:rPr>
           <w:i/>
         </w:rPr>
-        <w:t>Plectocarpon lichenum</w:t>
-      </w:r>
-      <w:r>
-        <w:t xml:space="preserve"> (VU). Det finns ytterligare ett antal parasiter vilka bara förekommer på lunglav: Skrovelmössing </w:t>
+        <w:t>Abrothallus diederichii</w:t>
+      </w:r>
+      <w:r>
+        <w:t xml:space="preserve"> (VU), </w:t>
       </w:r>
       <w:r>
         <w:rPr>
           <w:i/>
         </w:rPr>
-        <w:t>Dactylospora lobariella</w:t>
-      </w:r>
-      <w:r>
-        <w:t xml:space="preserve"> (rödlistad som Kunskapsbrist DD) och Lunglavshårprick </w:t>
+        <w:t>Abrothallus lobariae</w:t>
+      </w:r>
+      <w:r>
+        <w:t xml:space="preserve"> (VU), </w:t>
       </w:r>
       <w:r>
         <w:rPr>
           <w:i/>
         </w:rPr>
-        <w:t>Niesslia lobariae</w:t>
-      </w:r>
-      <w:r>
-        <w:t xml:space="preserve"> (rödlistad som Kunskapsbrist DD). Skrovelmössing (DD) har små svarta apothecier och bruna, 1-septerade sporer och Lunglavshårprick (DD) har brunhåriga perithecier och färglösa, 1-septerade sporer. Nyligen har ytterligare två lavparasiter påträffats i Sverige som växer på lunglav: </w:t>
+        <w:t>Calycina lobariae</w:t>
+      </w:r>
+      <w:r>
+        <w:t xml:space="preserve"> (VU), lunglavsknapp (VU) och skrovelmössing (VU), som växer på lunglav. Rikliga förekomster med lunglav bör skyddas med biotopskydd, frivilliga avsättningar eller reservat (SLU Artdatabanken, 2026; Nitare &amp; Skogsstyrelsen, 2019).</w:t>
+      </w:r>
+    </w:p>
+    <w:p>
+      <w:r>
+        <w:t xml:space="preserve">Lunglav är typisk art för </w:t>
       </w:r>
       <w:r>
         <w:rPr>
           <w:i/>
         </w:rPr>
-        <w:t>Calycina alstrupii</w:t>
-      </w:r>
-      <w:r>
-        <w:t xml:space="preserve"> (NA) och </w:t>
+        <w:t>9010 Taiga, 9020 Nordlig ädellövskog, 9110 Näringsfattig bokskog, 9130 Näringsrik bokskog, 9160 Näringsrik ekskog, 9180 Ädellövskog i branter, 9190 Näringsfattig ekskog, 9070 Trädklädd betesmark, 9040 Fjällbjörkskog</w:t>
+      </w:r>
+      <w:r>
+        <w:t xml:space="preserve"> och</w:t>
       </w:r>
       <w:r>
         <w:rPr>
           <w:i/>
         </w:rPr>
-        <w:t>Chalara lobariae</w:t>
-      </w:r>
-      <w:r>
-        <w:t xml:space="preserve"> (NA) (SLU Artdatabanken, 2025; SLU Artdatabanken, 2024; Nitare &amp; Skogsstyrelsen, 2019).</w:t>
+        <w:t xml:space="preserve"> 6530 Lövängar</w:t>
+      </w:r>
+      <w:r>
+        <w:t xml:space="preserve"> (SLU Artdatabanken, 2026).</w:t>
       </w:r>
     </w:p>
     <w:p>
@@ -1115,7 +1395,7 @@
     </w:p>
     <w:p>
       <w:r>
-        <w:t xml:space="preserve">SLU Artdatabanken, 2024. </w:t>
+        <w:t xml:space="preserve">SLU Artdatabanken, 2026. </w:t>
       </w:r>
       <w:r>
         <w:rPr>
@@ -1125,20 +1405,6 @@
       </w:r>
       <w:r>
         <w:t>SLU Artdatabanken, Uppsala.</w:t>
-      </w:r>
-    </w:p>
-    <w:p>
-      <w:r>
-        <w:t xml:space="preserve">SLU Artdatabanken, 2025. </w:t>
-      </w:r>
-      <w:r>
-        <w:rPr>
-          <w:i/>
-        </w:rPr>
-        <w:t xml:space="preserve">Över 20 nya lavparasiter för Sverige. </w:t>
-      </w:r>
-      <w:r>
-        <w:t>https://www.slu.se/artdatabanken/arter-och-natur/artiklar/over-20-nya-lavparasiter-for-sverige/</w:t>
       </w:r>
     </w:p>
     <w:p>
@@ -1146,17 +1412,69 @@
         <w:pStyle w:val="Heading1"/>
       </w:pPr>
       <w:r>
-        <w:t>Spillkråka – ekologi samt krav på livsmiljön</w:t>
+        <w:t>Tretåig hackspett – ekologi samt krav på livsmiljön</w:t>
       </w:r>
     </w:p>
     <w:p>
       <w:r>
-        <w:t>Spillkråka (NT) är rödlistad som nära hotad, fridlyst enligt §4 Artskyddsförordningen och ingår i bilaga 1 i EU:s fågeldirektiv. Spillkråka lever i både barr- och blandskog liksom i ren lövskog. De tätaste populationerna tenderar att finnas i äldre, variationsrik blandskog med gott om död ved och gamla träd.</w:t>
+        <w:t xml:space="preserve">Tretåig hackspett (NT) är fridlyst enligt §4 Artskyddsförordningen och finns med som prioriterad art i Skogsstyrelsen vägledning för skogsbruket (bilaga 4 till SVL). I vägledningen står bland annat att: </w:t>
+      </w:r>
+      <w:r>
+        <w:rPr>
+          <w:i/>
+        </w:rPr>
+        <w:t xml:space="preserve">“Tretåig hackspett har stora arealkrav och höga krav på sin livsmiljö. Omdaningen av naturskogar till kulturskogar medför en förlust av viktiga miljöer, något som förstärks av ökad fragmentering till följd av avverkningar.” </w:t>
+      </w:r>
+      <w:r>
+        <w:t xml:space="preserve">Vidare att: </w:t>
+      </w:r>
+      <w:r>
+        <w:rPr>
+          <w:i/>
+        </w:rPr>
+        <w:t>“Områden med dokumenterad permanent förekomst i naturskogsmiljöer har vanligen så stora naturvärden att skogsbruk är olämpligt”</w:t>
+      </w:r>
+      <w:r>
+        <w:t xml:space="preserve"> (SLU Artdatabanken, 2024; Skogsstyrelsen, 2016)</w:t>
+      </w:r>
+      <w:r>
+        <w:rPr>
+          <w:i/>
+        </w:rPr>
+        <w:t>.</w:t>
       </w:r>
     </w:p>
     <w:p>
       <w:r>
-        <w:t>Varje par utnyttjar 400–1000 hektar skog beroende på skogens kvalitet. En minskning av populationen pågår på grund av minskad tillgång på lämpliga bo- och födoträd och minskad födotillgång. Spillkråkans minskningstakt har uppgått till 19 (24–10) % under de senaste 15 åren. Minskningstakten för den svenska populationen bedöms vara nära gränsvärdet för Sårbar (VU) (A2bc). Skogsbruk med korta omloppstider och täta, homogena ungskogar utgör det största hotet (Artdatabanken 2023).</w:t>
+        <w:t>Tretåig hackspett är beroende av större sammanhängande naturskogar med kontinuerlig tillgång och nybildning av död ved och fragmentering av livsmiljöerna utgör ett stort hot mot arten (se exempelvis Stachura-Skierczynska et al., 2009; Wesolowski et al., 2005; Butler et al., 2004; Pakkala et al., 2002; Amcoff et al., 1996; Virkkala, 1991). Det finns studier som visar att naturskogens självgallringsprocess som den tretåiga hackspetten är beroende av, inte kan ersättas med efterlämnad hänsyn i skogsbruket (Imbeau &amp; Desrochers, 2002).</w:t>
+      </w:r>
+    </w:p>
+    <w:p>
+      <w:r>
+        <w:t>Permanenta revir av tretåig hackspett karaktäriseras ofta av artens typiska ringformigt ordnade hackmärken på framför allt gamla granar. För att säkerställa att inte revir av tretåig hackspett drabbas av avverkningsplanerna bör en inventering göras i området både under häckningstid och under vintern, då arten utnyttjar betydligt större områden än under sommarens häckningsrevir. Storleken på häckningsreviret varierar med skogstypen, förekomsten av död ved och graden av fragmentering, men är i allmänhet i storleksordningen 25–100 hektar (SLU Artdatabanken, 2024; Skogsstyrelsen, 2016).</w:t>
+      </w:r>
+    </w:p>
+    <w:p>
+      <w:r>
+        <w:t xml:space="preserve">Förutom fridlysning enligt §4 Artskyddsförordningen är tretåig hackspett även förtecknad i EU:s fågeldirektiv bilaga 1. Den är typisk art för </w:t>
+      </w:r>
+      <w:r>
+        <w:rPr>
+          <w:i/>
+        </w:rPr>
+        <w:t xml:space="preserve">9010 Taiga, 9740 Skogsbevuxen myr, 9030 Landhöjningsskog </w:t>
+      </w:r>
+      <w:r>
+        <w:t xml:space="preserve">och </w:t>
+      </w:r>
+      <w:r>
+        <w:rPr>
+          <w:i/>
+        </w:rPr>
+        <w:t>9040 Fjällbjörkskog</w:t>
+      </w:r>
+      <w:r>
+        <w:t xml:space="preserve"> samt ingår i Natura 2000 och är förtecknad i Bernkonventionen bilaga II (strikt skyddade djurarter) (SLU Artdatabanken, 2024; Skogsstyrelsen, 2016).</w:t>
       </w:r>
     </w:p>
     <w:p>
@@ -1164,12 +1482,79 @@
         <w:pStyle w:val="Heading2"/>
       </w:pPr>
       <w:r>
-        <w:t>Referenser – spillkråka</w:t>
+        <w:t>Referenser – tretåig hackspett</w:t>
       </w:r>
     </w:p>
     <w:p>
       <w:r>
-        <w:t xml:space="preserve">SLU Artdatabanken, 2021. </w:t>
+        <w:t xml:space="preserve">Amcoff, M. &amp; Eriksson, P. 1996. </w:t>
+      </w:r>
+      <w:r>
+        <w:rPr>
+          <w:i/>
+        </w:rPr>
+        <w:t xml:space="preserve">Förekomst av tretåig hackspett Picoides tridactylus på bestånds- och landskapsnivå. </w:t>
+      </w:r>
+      <w:r>
+        <w:t>Ornis Svecica 6: 107–119.</w:t>
+      </w:r>
+    </w:p>
+    <w:p>
+      <w:r>
+        <w:t xml:space="preserve">Butler, R., Angelstam, P., Ekelund, P. &amp; Schlaeffer, R. 2004. </w:t>
+      </w:r>
+      <w:r>
+        <w:rPr>
+          <w:i/>
+        </w:rPr>
+        <w:t xml:space="preserve">Dead wood threshold values for the three-toed woodpecker presence in boreal and sub-Alpine forest. </w:t>
+      </w:r>
+      <w:r>
+        <w:t>Biological conservation 119(3): 305–318.</w:t>
+      </w:r>
+    </w:p>
+    <w:p>
+      <w:r>
+        <w:t xml:space="preserve">Imbeau, L. &amp; Desrochers, A. 2002. </w:t>
+      </w:r>
+      <w:r>
+        <w:rPr>
+          <w:i/>
+        </w:rPr>
+        <w:t xml:space="preserve">Foraging Ecology and Use of Drumming Trees by Three-Toed Woodpeckers. </w:t>
+      </w:r>
+      <w:r>
+        <w:t>The Journal of Wildlife Management. Vol. 66, No. 1 (Jan., 2002), pp. 222–231.</w:t>
+      </w:r>
+    </w:p>
+    <w:p>
+      <w:r>
+        <w:t xml:space="preserve">Pakkala, T., Hanski, I. &amp; Tomppo, E. 2002. </w:t>
+      </w:r>
+      <w:r>
+        <w:rPr>
+          <w:i/>
+        </w:rPr>
+        <w:t xml:space="preserve">Spatial ecology of the three-toed woodpecker in managed forest landscapes. </w:t>
+      </w:r>
+      <w:r>
+        <w:t>Silva Fennica 36(1): 279–288.</w:t>
+      </w:r>
+    </w:p>
+    <w:p>
+      <w:r>
+        <w:t xml:space="preserve">Skogsstyrelsen, 2016. </w:t>
+      </w:r>
+      <w:r>
+        <w:rPr>
+          <w:i/>
+        </w:rPr>
+        <w:t>Vägledning för hänsyn till fåglar – Tretåig hackspett.</w:t>
+      </w:r>
+    </w:p>
+    <w:p>
+      <w:r>
+        <w:t xml:space="preserve">SLU Artdatabanken, 2024. </w:t>
       </w:r>
       <w:r>
         <w:rPr>
@@ -1178,7 +1563,49 @@
         <w:t xml:space="preserve">Artfaktablad. Naturvård – artfakta. </w:t>
       </w:r>
       <w:r>
-        <w:t>SLU Artdatabanken, Uppsala</w:t>
+        <w:t>SLU Artdatabanken, Uppsala.</w:t>
+      </w:r>
+    </w:p>
+    <w:p>
+      <w:r>
+        <w:t xml:space="preserve">Stachura-Skierczynska, K., Tumiel, T. &amp; Skierczynski, M. 2009. </w:t>
+      </w:r>
+      <w:r>
+        <w:rPr>
+          <w:i/>
+        </w:rPr>
+        <w:t xml:space="preserve">Habitat prediction model for three-toed woodpecker and its implications for the conservation of biologically valuable forests. </w:t>
+      </w:r>
+      <w:r>
+        <w:t>Forest Ecology and Management 258(5): 697–703.</w:t>
+      </w:r>
+    </w:p>
+    <w:p>
+      <w:r>
+        <w:t xml:space="preserve">Virkkala, R. 1991. </w:t>
+      </w:r>
+      <w:r>
+        <w:rPr>
+          <w:i/>
+        </w:rPr>
+        <w:t xml:space="preserve">Population trends of forest birds in a Finnish Lapland landscape of large habitat blocks – Consequences of stochastic environmental variation or regional habitat alteration. </w:t>
+      </w:r>
+      <w:r>
+        <w:t>Biological conservation 56(2): 223–240.</w:t>
+      </w:r>
+    </w:p>
+    <w:p>
+      <w:r>
+        <w:t xml:space="preserve">Wesolowski, T., Czeszczewik, D. &amp; Rowinski, P. 2005. </w:t>
+      </w:r>
+      <w:r>
+        <w:rPr>
+          <w:i/>
+        </w:rPr>
+        <w:t xml:space="preserve">Effects of forest management on Three-toed Woodpecker Picoides tridactylus distribution in the Bialowieza Forest (NE Poland): conservation implications. </w:t>
+      </w:r>
+      <w:r>
+        <w:t>Acta Ornithologica 40(1): 53–60.</w:t>
       </w:r>
     </w:p>
     <w:p>
@@ -1186,42 +1613,35 @@
         <w:pStyle w:val="Heading1"/>
       </w:pPr>
       <w:r>
-        <w:t>Tretåig hackspett – ekologi samt krav på livsmiljön</w:t>
+        <w:t>Spillkråka – ekologi samt krav på livsmiljön</w:t>
       </w:r>
     </w:p>
     <w:p>
       <w:r>
-        <w:t xml:space="preserve">Tretåig hackspett (NT) är fridlyst enligt §4 Artskyddsförordningen och finns med som prioriterad art i Skogsstyrelsen vägledning för skogsbruket (bilaga 4 till SVL). I vägledningen står bland annat att: </w:t>
+        <w:t xml:space="preserve">Spillkråka (§4) ingår i bilaga 1 EU:s fågeldirektiv och är typisk art för </w:t>
       </w:r>
       <w:r>
         <w:rPr>
           <w:i/>
         </w:rPr>
-        <w:t xml:space="preserve">“Tretåig hackspett har stora arealkrav och höga krav på sin livsmiljö. Omdaningen av naturskogar till kulturskogar medför en förlust av viktiga miljöer, något som förstärks av ökad fragmentering till följd av avverkningar.” </w:t>
-      </w:r>
-      <w:r>
-        <w:t xml:space="preserve">Vidare att: </w:t>
+        <w:t xml:space="preserve">9010 Taiga </w:t>
+      </w:r>
+      <w:r>
+        <w:t>och</w:t>
       </w:r>
       <w:r>
         <w:rPr>
           <w:i/>
         </w:rPr>
-        <w:t>“Områden med dokumenterad permanent förekomst i naturskogsmiljöer har vanligen så stora naturvärden att skogsbruk är olämpligt”.</w:t>
+        <w:t xml:space="preserve"> 9740 Skogsbevuxen myr</w:t>
+      </w:r>
+      <w:r>
+        <w:t>. Den lever i både barr- och blandskog liksom i ren lövskog. De tätaste populationerna tenderar att finnas i äldre, variationsrik blandskog med gott om död ved och gamla träd. Varje par utnyttjar 400–1000 hektar skog beroende på skogens kvalitet. Skogsbruk med korta omloppstider och täta, homogena ungskogar utgör det största hotet (SLU Artdatabanken, 2026).</w:t>
       </w:r>
     </w:p>
     <w:p>
       <w:r>
-        <w:t>Tretåig hackspett är beroende av större sammanhängande naturskogar med kontinuerlig tillgång och nybildning av död ved och fragmentering av livsmiljöerna utgör ett stort hot mot arten (se exempelvis Stachura-Skierczynska et al., 2009; Wesolowski et al., 2005; Butler et al., 2004; Pakkala et al., 2002; Amcoff et al., 1996; Virkkala, 1991). Det finns studier som visar att naturskogens självgallringsprocess som den tretåiga hackspetten är beroende av, inte kan ersättas med efterlämnad hänsyn i skogsbruket (Imbeau &amp; Desrochers, 2002).</w:t>
-      </w:r>
-    </w:p>
-    <w:p>
-      <w:r>
-        <w:t>Permanenta revir av tretåig hackspett karaktäriseras ofta av artens typiska ringformigt ordnade hackmärken på framför allt gamla granar. För att säkerställa att inte revir av tretåig hackspett drabbas av avverkningsplanerna bör en inventering göras i området både under häckningstid och under vintern, då arten utnyttjar betydligt större områden än under sommarens häckningsrevir. Storleken på häckningsreviret varierar med skogstypen, förekomsten av död ved och graden av fragmentering, men är i allmänhet i storleksordningen 25–100 hektar.</w:t>
-      </w:r>
-    </w:p>
-    <w:p>
-      <w:r>
-        <w:t>Förutom fridlysning enligt §4 Artskyddsförordningen är tretåig hackspett även förtecknad i EU:s fågeldirektiv bilaga 1. Den ingår också i Natura 2000 och är förtecknad i Bernkonventionen bilaga II (strikt skyddade djurarter).</w:t>
+        <w:t>Spillkråka är en nyckelart i skogliga miljöer vars övergivna bohål utnyttjas av flera andra hålhäckande fågelarter och fladdermöss, däribland pärluggla (EN, §4), knipa (§4), salskrake (§4) och skogsduva (§4). Hökuggla (VU, §4) och slaguggla (§4) häckar ofta i högstubbar som brutits av i höjd med ett gammalt spillkråkebo (Skogsstyrelsen, 2016).</w:t>
       </w:r>
     </w:p>
     <w:p>
@@ -1229,119 +1649,35 @@
         <w:pStyle w:val="Heading2"/>
       </w:pPr>
       <w:r>
-        <w:t>Referenser – tretåig hackspett</w:t>
+        <w:t>Referenser – spillkråka</w:t>
       </w:r>
     </w:p>
     <w:p>
       <w:r>
-        <w:t xml:space="preserve">Amcoff, M. &amp; Eriksson, P. 1996. </w:t>
+        <w:t xml:space="preserve">Skogsstyrelsen, 2016. </w:t>
       </w:r>
       <w:r>
         <w:rPr>
           <w:i/>
         </w:rPr>
-        <w:t xml:space="preserve">Förekomst av tretåig hackspett Picoides tridactylus på bestånds- och landskapsnivå. </w:t>
-      </w:r>
-      <w:r>
-        <w:t>Ornis Svecica 6: 107–119</w:t>
+        <w:t xml:space="preserve">Vägledning för hänsyn till spillkråka. </w:t>
+      </w:r>
+      <w:r>
+        <w:t>Vägledningar och kunskapsstöd artskydd – Skogsstyrelsen.</w:t>
       </w:r>
     </w:p>
     <w:p>
       <w:r>
-        <w:t xml:space="preserve">Butler, R., Angelstam, P., Ekelund, P. &amp; Schlaeffer, R. 2004. </w:t>
+        <w:t xml:space="preserve">SLU Artdatabanken, 2026. </w:t>
       </w:r>
       <w:r>
         <w:rPr>
           <w:i/>
         </w:rPr>
-        <w:t xml:space="preserve">Dead wood threshold values for the three-toed woodpecker presence in boreal and sub-Alpine forest. </w:t>
-      </w:r>
-      <w:r>
-        <w:t>Biological conservation 119(3): 305–318</w:t>
-      </w:r>
-    </w:p>
-    <w:p>
-      <w:r>
-        <w:t xml:space="preserve">Imbeau, L. &amp; Desrochers, A. 2002. </w:t>
-      </w:r>
-      <w:r>
-        <w:rPr>
-          <w:i/>
-        </w:rPr>
-        <w:t xml:space="preserve">Foraging Ecology and Use of Drumming Trees by Three-Toed Woodpeckers. </w:t>
-      </w:r>
-      <w:r>
-        <w:t>The Journal of Wildlife Management. Vol. 66, No. 1 (Jan., 2002), pp. 222–231.</w:t>
-      </w:r>
-    </w:p>
-    <w:p>
-      <w:r>
-        <w:t xml:space="preserve">Pakkala, T., Hanski, I. &amp; Tomppo, E. 2002. </w:t>
-      </w:r>
-      <w:r>
-        <w:rPr>
-          <w:i/>
-        </w:rPr>
-        <w:t xml:space="preserve">Spatial ecology of the three-toed woodpecker in managed forest landscapes. </w:t>
-      </w:r>
-      <w:r>
-        <w:t>Silva Fennica 36(1): 279–288.</w:t>
-      </w:r>
-    </w:p>
-    <w:p>
-      <w:r>
-        <w:t xml:space="preserve">Skogsstyrelsen, 2016. </w:t>
-      </w:r>
-      <w:r>
-        <w:rPr>
-          <w:i/>
-        </w:rPr>
-        <w:t xml:space="preserve">Vägledning för hänsyn till fåglar – Tretåig hackspett. </w:t>
-      </w:r>
-      <w:r>
-        <w:t>www.skogsstyrelsen.se</w:t>
-      </w:r>
-    </w:p>
-    <w:p>
-      <w:r>
-        <w:t xml:space="preserve">Stachura-Skierczynska, K., Tumiel, T. &amp; Skierczynski, M. 2009. </w:t>
-      </w:r>
-      <w:r>
-        <w:rPr>
-          <w:i/>
-        </w:rPr>
-        <w:t xml:space="preserve">Habitat prediction model for three-toed woodpecker and its implications for the conservation of biologically valuable forests. </w:t>
-      </w:r>
-      <w:r>
-        <w:t>Forest Ecology and Management 258(5): 697–703.</w:t>
-      </w:r>
-    </w:p>
-    <w:p>
-      <w:r>
-        <w:t xml:space="preserve">Virkkala, R. 1991. </w:t>
-      </w:r>
-      <w:r>
-        <w:rPr>
-          <w:i/>
-        </w:rPr>
-        <w:t xml:space="preserve">Population trends of forest birds in a Finnish Lapland landscape of large habitat blocks – Consequences of stochastic environmental variation or regional habitat alteration. </w:t>
-      </w:r>
-      <w:r>
-        <w:t>Biological conservation 56(2): 223–240</w:t>
-      </w:r>
-    </w:p>
-    <w:p>
-      <w:r>
-        <w:t xml:space="preserve">Wesolowski, T., Czeszczewik, D. &amp; Rowinski, P. 2005. </w:t>
-      </w:r>
-      <w:r>
-        <w:rPr>
-          <w:i/>
-        </w:rPr>
-        <w:t xml:space="preserve">Effects of forest management on Three-toed Woodpecker Picoides tridactylus distribution in the Bialowieza Forest (NE Poland): conservation implications. </w:t>
-      </w:r>
-      <w:r>
-        <w:t>Acta Ornithologica 40(1): 53–60.</w:t>
+        <w:t xml:space="preserve">Artfaktablad. Naturvård – artfakta. </w:t>
+      </w:r>
+      <w:r>
+        <w:t>SLU Artdatabanken, Uppsala.</w:t>
       </w:r>
     </w:p>
     <w:sectPr>
@@ -1362,7 +1698,7 @@
 </file>
 
 <file path=word/endnotes.xml><?xml version="1.0" encoding="utf-8"?>
-<w:endnotes xmlns:wpc="http://schemas.microsoft.com/office/word/2010/wordprocessingCanvas" xmlns:cx="http://schemas.microsoft.com/office/drawing/2014/chartex" xmlns:cx1="http://schemas.microsoft.com/office/drawing/2015/9/8/chartex" xmlns:cx2="http://schemas.microsoft.com/office/drawing/2015/10/21/chartex" xmlns:cx3="http://schemas.microsoft.com/office/drawing/2016/5/9/chartex" xmlns:cx4="http://schemas.microsoft.com/office/drawing/2016/5/10/chartex" xmlns:cx5="http://schemas.microsoft.com/office/drawing/2016/5/11/chartex" xmlns:cx6="http://schemas.microsoft.com/office/drawing/2016/5/12/chartex" xmlns:cx7="http://schemas.microsoft.com/office/drawing/2016/5/13/chartex" xmlns:cx8="http://schemas.microsoft.com/office/drawing/2016/5/14/chartex" xmlns:mc="http://schemas.openxmlformats.org/markup-compatibility/2006" xmlns:aink="http://schemas.microsoft.com/office/drawing/2016/ink" xmlns:am3d="http://schemas.microsoft.com/office/drawing/2017/model3d" xmlns:o="urn:schemas-microsoft-com:office:office" xmlns:oel="http://schemas.microsoft.com/office/2019/extlst" xmlns:r="http://schemas.openxmlformats.org/officeDocument/2006/relationships" xmlns:m="http://schemas.openxmlformats.org/officeDocument/2006/math" xmlns:v="urn:schemas-microsoft-com:vml" xmlns:wp14="http://schemas.microsoft.com/office/word/2010/wordprocessingDrawing" xmlns:wp="http://schemas.openxmlformats.org/drawingml/2006/wordprocessingDrawing" xmlns:w10="urn:schemas-microsoft-com:office:word" xmlns:w="http://schemas.openxmlformats.org/wordprocessingml/2006/main" xmlns:w14="http://schemas.microsoft.com/office/word/2010/wordml" xmlns:w15="http://schemas.microsoft.com/office/word/2012/wordml" xmlns:w16cex="http://schemas.microsoft.com/office/word/2018/wordml/cex" xmlns:w16cid="http://schemas.microsoft.com/office/word/2016/wordml/cid" xmlns:w16="http://schemas.microsoft.com/office/word/2018/wordml" xmlns:w16sdtdh="http://schemas.microsoft.com/office/word/2020/wordml/sdtdatahash" xmlns:w16se="http://schemas.microsoft.com/office/word/2015/wordml/symex" xmlns:wpg="http://schemas.microsoft.com/office/word/2010/wordprocessingGroup" xmlns:wpi="http://schemas.microsoft.com/office/word/2010/wordprocessingInk" xmlns:wne="http://schemas.microsoft.com/office/word/2006/wordml" xmlns:wps="http://schemas.microsoft.com/office/word/2010/wordprocessingShape" mc:Ignorable="w14 w15 w16se w16cid w16 w16cex w16sdtdh wp14">
+<w:endnotes xmlns:wpc="http://schemas.microsoft.com/office/word/2010/wordprocessingCanvas" xmlns:cx="http://schemas.microsoft.com/office/drawing/2014/chartex" xmlns:cx1="http://schemas.microsoft.com/office/drawing/2015/9/8/chartex" xmlns:cx2="http://schemas.microsoft.com/office/drawing/2015/10/21/chartex" xmlns:cx3="http://schemas.microsoft.com/office/drawing/2016/5/9/chartex" xmlns:cx4="http://schemas.microsoft.com/office/drawing/2016/5/10/chartex" xmlns:cx5="http://schemas.microsoft.com/office/drawing/2016/5/11/chartex" xmlns:cx6="http://schemas.microsoft.com/office/drawing/2016/5/12/chartex" xmlns:cx7="http://schemas.microsoft.com/office/drawing/2016/5/13/chartex" xmlns:cx8="http://schemas.microsoft.com/office/drawing/2016/5/14/chartex" xmlns:mc="http://schemas.openxmlformats.org/markup-compatibility/2006" xmlns:aink="http://schemas.microsoft.com/office/drawing/2016/ink" xmlns:am3d="http://schemas.microsoft.com/office/drawing/2017/model3d" xmlns:o="urn:schemas-microsoft-com:office:office" xmlns:oel="http://schemas.microsoft.com/office/2019/extlst" xmlns:r="http://schemas.openxmlformats.org/officeDocument/2006/relationships" xmlns:m="http://schemas.openxmlformats.org/officeDocument/2006/math" xmlns:v="urn:schemas-microsoft-com:vml" xmlns:wp14="http://schemas.microsoft.com/office/word/2010/wordprocessingDrawing" xmlns:wp="http://schemas.openxmlformats.org/drawingml/2006/wordprocessingDrawing" xmlns:w10="urn:schemas-microsoft-com:office:word" xmlns:w="http://schemas.openxmlformats.org/wordprocessingml/2006/main" xmlns:w14="http://schemas.microsoft.com/office/word/2010/wordml" xmlns:w15="http://schemas.microsoft.com/office/word/2012/wordml" xmlns:w16cex="http://schemas.microsoft.com/office/word/2018/wordml/cex" xmlns:w16cid="http://schemas.microsoft.com/office/word/2016/wordml/cid" xmlns:w16="http://schemas.microsoft.com/office/word/2018/wordml" xmlns:w16du="http://schemas.microsoft.com/office/word/2023/wordml/word16du" xmlns:w16sdtdh="http://schemas.microsoft.com/office/word/2020/wordml/sdtdatahash" xmlns:w16sdtfl="http://schemas.microsoft.com/office/word/2024/wordml/sdtformatlock" xmlns:w16se="http://schemas.microsoft.com/office/word/2015/wordml/symex" xmlns:wpg="http://schemas.microsoft.com/office/word/2010/wordprocessingGroup" xmlns:wpi="http://schemas.microsoft.com/office/word/2010/wordprocessingInk" xmlns:wne="http://schemas.microsoft.com/office/word/2006/wordml" xmlns:wps="http://schemas.microsoft.com/office/word/2010/wordprocessingShape" mc:Ignorable="w14 w15 w16se w16cid w16 w16cex w16sdtdh w16sdtfl w16du wp14">
   <w:endnote w:type="separator" w:id="-1">
     <w:p>
       <w:pPr>
@@ -1387,7 +1723,7 @@
 </file>
 
 <file path=word/footer1.xml><?xml version="1.0" encoding="utf-8"?>
-<w:ftr xmlns:wpc="http://schemas.microsoft.com/office/word/2010/wordprocessingCanvas" xmlns:cx="http://schemas.microsoft.com/office/drawing/2014/chartex" xmlns:cx1="http://schemas.microsoft.com/office/drawing/2015/9/8/chartex" xmlns:cx2="http://schemas.microsoft.com/office/drawing/2015/10/21/chartex" xmlns:cx3="http://schemas.microsoft.com/office/drawing/2016/5/9/chartex" xmlns:cx4="http://schemas.microsoft.com/office/drawing/2016/5/10/chartex" xmlns:cx5="http://schemas.microsoft.com/office/drawing/2016/5/11/chartex" xmlns:cx6="http://schemas.microsoft.com/office/drawing/2016/5/12/chartex" xmlns:cx7="http://schemas.microsoft.com/office/drawing/2016/5/13/chartex" xmlns:cx8="http://schemas.microsoft.com/office/drawing/2016/5/14/chartex" xmlns:mc="http://schemas.openxmlformats.org/markup-compatibility/2006" xmlns:aink="http://schemas.microsoft.com/office/drawing/2016/ink" xmlns:am3d="http://schemas.microsoft.com/office/drawing/2017/model3d" xmlns:o="urn:schemas-microsoft-com:office:office" xmlns:oel="http://schemas.microsoft.com/office/2019/extlst" xmlns:r="http://schemas.openxmlformats.org/officeDocument/2006/relationships" xmlns:m="http://schemas.openxmlformats.org/officeDocument/2006/math" xmlns:v="urn:schemas-microsoft-com:vml" xmlns:wp14="http://schemas.microsoft.com/office/word/2010/wordprocessingDrawing" xmlns:wp="http://schemas.openxmlformats.org/drawingml/2006/wordprocessingDrawing" xmlns:w10="urn:schemas-microsoft-com:office:word" xmlns:w="http://schemas.openxmlformats.org/wordprocessingml/2006/main" xmlns:w14="http://schemas.microsoft.com/office/word/2010/wordml" xmlns:w15="http://schemas.microsoft.com/office/word/2012/wordml" xmlns:w16cex="http://schemas.microsoft.com/office/word/2018/wordml/cex" xmlns:w16cid="http://schemas.microsoft.com/office/word/2016/wordml/cid" xmlns:w16="http://schemas.microsoft.com/office/word/2018/wordml" xmlns:w16sdtdh="http://schemas.microsoft.com/office/word/2020/wordml/sdtdatahash" xmlns:w16se="http://schemas.microsoft.com/office/word/2015/wordml/symex" xmlns:wpg="http://schemas.microsoft.com/office/word/2010/wordprocessingGroup" xmlns:wpi="http://schemas.microsoft.com/office/word/2010/wordprocessingInk" xmlns:wne="http://schemas.microsoft.com/office/word/2006/wordml" xmlns:wps="http://schemas.microsoft.com/office/word/2010/wordprocessingShape" mc:Ignorable="w14 w15 w16se w16cid w16 w16cex w16sdtdh wp14">
+<w:ftr xmlns:wpc="http://schemas.microsoft.com/office/word/2010/wordprocessingCanvas" xmlns:cx="http://schemas.microsoft.com/office/drawing/2014/chartex" xmlns:cx1="http://schemas.microsoft.com/office/drawing/2015/9/8/chartex" xmlns:cx2="http://schemas.microsoft.com/office/drawing/2015/10/21/chartex" xmlns:cx3="http://schemas.microsoft.com/office/drawing/2016/5/9/chartex" xmlns:cx4="http://schemas.microsoft.com/office/drawing/2016/5/10/chartex" xmlns:cx5="http://schemas.microsoft.com/office/drawing/2016/5/11/chartex" xmlns:cx6="http://schemas.microsoft.com/office/drawing/2016/5/12/chartex" xmlns:cx7="http://schemas.microsoft.com/office/drawing/2016/5/13/chartex" xmlns:cx8="http://schemas.microsoft.com/office/drawing/2016/5/14/chartex" xmlns:mc="http://schemas.openxmlformats.org/markup-compatibility/2006" xmlns:aink="http://schemas.microsoft.com/office/drawing/2016/ink" xmlns:am3d="http://schemas.microsoft.com/office/drawing/2017/model3d" xmlns:o="urn:schemas-microsoft-com:office:office" xmlns:oel="http://schemas.microsoft.com/office/2019/extlst" xmlns:r="http://schemas.openxmlformats.org/officeDocument/2006/relationships" xmlns:m="http://schemas.openxmlformats.org/officeDocument/2006/math" xmlns:v="urn:schemas-microsoft-com:vml" xmlns:wp14="http://schemas.microsoft.com/office/word/2010/wordprocessingDrawing" xmlns:wp="http://schemas.openxmlformats.org/drawingml/2006/wordprocessingDrawing" xmlns:w10="urn:schemas-microsoft-com:office:word" xmlns:w="http://schemas.openxmlformats.org/wordprocessingml/2006/main" xmlns:w14="http://schemas.microsoft.com/office/word/2010/wordml" xmlns:w15="http://schemas.microsoft.com/office/word/2012/wordml" xmlns:w16cex="http://schemas.microsoft.com/office/word/2018/wordml/cex" xmlns:w16cid="http://schemas.microsoft.com/office/word/2016/wordml/cid" xmlns:w16="http://schemas.microsoft.com/office/word/2018/wordml" xmlns:w16du="http://schemas.microsoft.com/office/word/2023/wordml/word16du" xmlns:w16sdtdh="http://schemas.microsoft.com/office/word/2020/wordml/sdtdatahash" xmlns:w16sdtfl="http://schemas.microsoft.com/office/word/2024/wordml/sdtformatlock" xmlns:w16se="http://schemas.microsoft.com/office/word/2015/wordml/symex" xmlns:wpg="http://schemas.microsoft.com/office/word/2010/wordprocessingGroup" xmlns:wpi="http://schemas.microsoft.com/office/word/2010/wordprocessingInk" xmlns:wne="http://schemas.microsoft.com/office/word/2006/wordml" xmlns:wps="http://schemas.microsoft.com/office/word/2010/wordprocessingShape" mc:Ignorable="w14 w15 w16se w16cid w16 w16cex w16sdtdh w16sdtfl w16du wp14">
   <w:p>
     <w:pPr>
       <w:pStyle w:val="Footer"/>
@@ -1397,7 +1733,7 @@
 </file>
 
 <file path=word/footer2.xml><?xml version="1.0" encoding="utf-8"?>
-<w:ftr xmlns:wpc="http://schemas.microsoft.com/office/word/2010/wordprocessingCanvas" xmlns:cx="http://schemas.microsoft.com/office/drawing/2014/chartex" xmlns:cx1="http://schemas.microsoft.com/office/drawing/2015/9/8/chartex" xmlns:cx2="http://schemas.microsoft.com/office/drawing/2015/10/21/chartex" xmlns:cx3="http://schemas.microsoft.com/office/drawing/2016/5/9/chartex" xmlns:cx4="http://schemas.microsoft.com/office/drawing/2016/5/10/chartex" xmlns:cx5="http://schemas.microsoft.com/office/drawing/2016/5/11/chartex" xmlns:cx6="http://schemas.microsoft.com/office/drawing/2016/5/12/chartex" xmlns:cx7="http://schemas.microsoft.com/office/drawing/2016/5/13/chartex" xmlns:cx8="http://schemas.microsoft.com/office/drawing/2016/5/14/chartex" xmlns:mc="http://schemas.openxmlformats.org/markup-compatibility/2006" xmlns:aink="http://schemas.microsoft.com/office/drawing/2016/ink" xmlns:am3d="http://schemas.microsoft.com/office/drawing/2017/model3d" xmlns:o="urn:schemas-microsoft-com:office:office" xmlns:oel="http://schemas.microsoft.com/office/2019/extlst" xmlns:r="http://schemas.openxmlformats.org/officeDocument/2006/relationships" xmlns:m="http://schemas.openxmlformats.org/officeDocument/2006/math" xmlns:v="urn:schemas-microsoft-com:vml" xmlns:wp14="http://schemas.microsoft.com/office/word/2010/wordprocessingDrawing" xmlns:wp="http://schemas.openxmlformats.org/drawingml/2006/wordprocessingDrawing" xmlns:w10="urn:schemas-microsoft-com:office:word" xmlns:w="http://schemas.openxmlformats.org/wordprocessingml/2006/main" xmlns:w14="http://schemas.microsoft.com/office/word/2010/wordml" xmlns:w15="http://schemas.microsoft.com/office/word/2012/wordml" xmlns:w16cex="http://schemas.microsoft.com/office/word/2018/wordml/cex" xmlns:w16cid="http://schemas.microsoft.com/office/word/2016/wordml/cid" xmlns:w16="http://schemas.microsoft.com/office/word/2018/wordml" xmlns:w16sdtdh="http://schemas.microsoft.com/office/word/2020/wordml/sdtdatahash" xmlns:w16se="http://schemas.microsoft.com/office/word/2015/wordml/symex" xmlns:wpg="http://schemas.microsoft.com/office/word/2010/wordprocessingGroup" xmlns:wpi="http://schemas.microsoft.com/office/word/2010/wordprocessingInk" xmlns:wne="http://schemas.microsoft.com/office/word/2006/wordml" xmlns:wps="http://schemas.microsoft.com/office/word/2010/wordprocessingShape" mc:Ignorable="w14 w15 w16se w16cid w16 w16cex w16sdtdh wp14">
+<w:ftr xmlns:wpc="http://schemas.microsoft.com/office/word/2010/wordprocessingCanvas" xmlns:cx="http://schemas.microsoft.com/office/drawing/2014/chartex" xmlns:cx1="http://schemas.microsoft.com/office/drawing/2015/9/8/chartex" xmlns:cx2="http://schemas.microsoft.com/office/drawing/2015/10/21/chartex" xmlns:cx3="http://schemas.microsoft.com/office/drawing/2016/5/9/chartex" xmlns:cx4="http://schemas.microsoft.com/office/drawing/2016/5/10/chartex" xmlns:cx5="http://schemas.microsoft.com/office/drawing/2016/5/11/chartex" xmlns:cx6="http://schemas.microsoft.com/office/drawing/2016/5/12/chartex" xmlns:cx7="http://schemas.microsoft.com/office/drawing/2016/5/13/chartex" xmlns:cx8="http://schemas.microsoft.com/office/drawing/2016/5/14/chartex" xmlns:mc="http://schemas.openxmlformats.org/markup-compatibility/2006" xmlns:aink="http://schemas.microsoft.com/office/drawing/2016/ink" xmlns:am3d="http://schemas.microsoft.com/office/drawing/2017/model3d" xmlns:o="urn:schemas-microsoft-com:office:office" xmlns:oel="http://schemas.microsoft.com/office/2019/extlst" xmlns:r="http://schemas.openxmlformats.org/officeDocument/2006/relationships" xmlns:m="http://schemas.openxmlformats.org/officeDocument/2006/math" xmlns:v="urn:schemas-microsoft-com:vml" xmlns:wp14="http://schemas.microsoft.com/office/word/2010/wordprocessingDrawing" xmlns:wp="http://schemas.openxmlformats.org/drawingml/2006/wordprocessingDrawing" xmlns:w10="urn:schemas-microsoft-com:office:word" xmlns:w="http://schemas.openxmlformats.org/wordprocessingml/2006/main" xmlns:w14="http://schemas.microsoft.com/office/word/2010/wordml" xmlns:w15="http://schemas.microsoft.com/office/word/2012/wordml" xmlns:w16cex="http://schemas.microsoft.com/office/word/2018/wordml/cex" xmlns:w16cid="http://schemas.microsoft.com/office/word/2016/wordml/cid" xmlns:w16="http://schemas.microsoft.com/office/word/2018/wordml" xmlns:w16du="http://schemas.microsoft.com/office/word/2023/wordml/word16du" xmlns:w16sdtdh="http://schemas.microsoft.com/office/word/2020/wordml/sdtdatahash" xmlns:w16sdtfl="http://schemas.microsoft.com/office/word/2024/wordml/sdtformatlock" xmlns:w16se="http://schemas.microsoft.com/office/word/2015/wordml/symex" xmlns:wpg="http://schemas.microsoft.com/office/word/2010/wordprocessingGroup" xmlns:wpi="http://schemas.microsoft.com/office/word/2010/wordprocessingInk" xmlns:wne="http://schemas.microsoft.com/office/word/2006/wordml" xmlns:wps="http://schemas.microsoft.com/office/word/2010/wordprocessingShape" mc:Ignorable="w14 w15 w16se w16cid w16 w16cex w16sdtdh w16sdtfl w16du wp14">
   <w:p>
     <w:pPr>
       <w:pStyle w:val="Footer"/>
@@ -1407,7 +1743,7 @@
 </file>
 
 <file path=word/footer3.xml><?xml version="1.0" encoding="utf-8"?>
-<w:ftr xmlns:wpc="http://schemas.microsoft.com/office/word/2010/wordprocessingCanvas" xmlns:cx="http://schemas.microsoft.com/office/drawing/2014/chartex" xmlns:cx1="http://schemas.microsoft.com/office/drawing/2015/9/8/chartex" xmlns:cx2="http://schemas.microsoft.com/office/drawing/2015/10/21/chartex" xmlns:cx3="http://schemas.microsoft.com/office/drawing/2016/5/9/chartex" xmlns:cx4="http://schemas.microsoft.com/office/drawing/2016/5/10/chartex" xmlns:cx5="http://schemas.microsoft.com/office/drawing/2016/5/11/chartex" xmlns:cx6="http://schemas.microsoft.com/office/drawing/2016/5/12/chartex" xmlns:cx7="http://schemas.microsoft.com/office/drawing/2016/5/13/chartex" xmlns:cx8="http://schemas.microsoft.com/office/drawing/2016/5/14/chartex" xmlns:mc="http://schemas.openxmlformats.org/markup-compatibility/2006" xmlns:aink="http://schemas.microsoft.com/office/drawing/2016/ink" xmlns:am3d="http://schemas.microsoft.com/office/drawing/2017/model3d" xmlns:o="urn:schemas-microsoft-com:office:office" xmlns:oel="http://schemas.microsoft.com/office/2019/extlst" xmlns:r="http://schemas.openxmlformats.org/officeDocument/2006/relationships" xmlns:m="http://schemas.openxmlformats.org/officeDocument/2006/math" xmlns:v="urn:schemas-microsoft-com:vml" xmlns:wp14="http://schemas.microsoft.com/office/word/2010/wordprocessingDrawing" xmlns:wp="http://schemas.openxmlformats.org/drawingml/2006/wordprocessingDrawing" xmlns:w10="urn:schemas-microsoft-com:office:word" xmlns:w="http://schemas.openxmlformats.org/wordprocessingml/2006/main" xmlns:w14="http://schemas.microsoft.com/office/word/2010/wordml" xmlns:w15="http://schemas.microsoft.com/office/word/2012/wordml" xmlns:w16cex="http://schemas.microsoft.com/office/word/2018/wordml/cex" xmlns:w16cid="http://schemas.microsoft.com/office/word/2016/wordml/cid" xmlns:w16="http://schemas.microsoft.com/office/word/2018/wordml" xmlns:w16sdtdh="http://schemas.microsoft.com/office/word/2020/wordml/sdtdatahash" xmlns:w16se="http://schemas.microsoft.com/office/word/2015/wordml/symex" xmlns:wpg="http://schemas.microsoft.com/office/word/2010/wordprocessingGroup" xmlns:wpi="http://schemas.microsoft.com/office/word/2010/wordprocessingInk" xmlns:wne="http://schemas.microsoft.com/office/word/2006/wordml" xmlns:wps="http://schemas.microsoft.com/office/word/2010/wordprocessingShape" mc:Ignorable="w14 w15 w16se w16cid w16 w16cex w16sdtdh wp14">
+<w:ftr xmlns:wpc="http://schemas.microsoft.com/office/word/2010/wordprocessingCanvas" xmlns:cx="http://schemas.microsoft.com/office/drawing/2014/chartex" xmlns:cx1="http://schemas.microsoft.com/office/drawing/2015/9/8/chartex" xmlns:cx2="http://schemas.microsoft.com/office/drawing/2015/10/21/chartex" xmlns:cx3="http://schemas.microsoft.com/office/drawing/2016/5/9/chartex" xmlns:cx4="http://schemas.microsoft.com/office/drawing/2016/5/10/chartex" xmlns:cx5="http://schemas.microsoft.com/office/drawing/2016/5/11/chartex" xmlns:cx6="http://schemas.microsoft.com/office/drawing/2016/5/12/chartex" xmlns:cx7="http://schemas.microsoft.com/office/drawing/2016/5/13/chartex" xmlns:cx8="http://schemas.microsoft.com/office/drawing/2016/5/14/chartex" xmlns:mc="http://schemas.openxmlformats.org/markup-compatibility/2006" xmlns:aink="http://schemas.microsoft.com/office/drawing/2016/ink" xmlns:am3d="http://schemas.microsoft.com/office/drawing/2017/model3d" xmlns:o="urn:schemas-microsoft-com:office:office" xmlns:oel="http://schemas.microsoft.com/office/2019/extlst" xmlns:r="http://schemas.openxmlformats.org/officeDocument/2006/relationships" xmlns:m="http://schemas.openxmlformats.org/officeDocument/2006/math" xmlns:v="urn:schemas-microsoft-com:vml" xmlns:wp14="http://schemas.microsoft.com/office/word/2010/wordprocessingDrawing" xmlns:wp="http://schemas.openxmlformats.org/drawingml/2006/wordprocessingDrawing" xmlns:w10="urn:schemas-microsoft-com:office:word" xmlns:w="http://schemas.openxmlformats.org/wordprocessingml/2006/main" xmlns:w14="http://schemas.microsoft.com/office/word/2010/wordml" xmlns:w15="http://schemas.microsoft.com/office/word/2012/wordml" xmlns:w16cex="http://schemas.microsoft.com/office/word/2018/wordml/cex" xmlns:w16cid="http://schemas.microsoft.com/office/word/2016/wordml/cid" xmlns:w16="http://schemas.microsoft.com/office/word/2018/wordml" xmlns:w16du="http://schemas.microsoft.com/office/word/2023/wordml/word16du" xmlns:w16sdtdh="http://schemas.microsoft.com/office/word/2020/wordml/sdtdatahash" xmlns:w16sdtfl="http://schemas.microsoft.com/office/word/2024/wordml/sdtformatlock" xmlns:w16se="http://schemas.microsoft.com/office/word/2015/wordml/symex" xmlns:wpg="http://schemas.microsoft.com/office/word/2010/wordprocessingGroup" xmlns:wpi="http://schemas.microsoft.com/office/word/2010/wordprocessingInk" xmlns:wne="http://schemas.microsoft.com/office/word/2006/wordml" xmlns:wps="http://schemas.microsoft.com/office/word/2010/wordprocessingShape" mc:Ignorable="w14 w15 w16se w16cid w16 w16cex w16sdtdh w16sdtfl w16du wp14">
   <w:p>
     <w:pPr>
       <w:pStyle w:val="Footer"/>
@@ -1417,7 +1753,7 @@
 </file>
 
 <file path=word/footnotes.xml><?xml version="1.0" encoding="utf-8"?>
-<w:footnotes xmlns:wpc="http://schemas.microsoft.com/office/word/2010/wordprocessingCanvas" xmlns:cx="http://schemas.microsoft.com/office/drawing/2014/chartex" xmlns:cx1="http://schemas.microsoft.com/office/drawing/2015/9/8/chartex" xmlns:cx2="http://schemas.microsoft.com/office/drawing/2015/10/21/chartex" xmlns:cx3="http://schemas.microsoft.com/office/drawing/2016/5/9/chartex" xmlns:cx4="http://schemas.microsoft.com/office/drawing/2016/5/10/chartex" xmlns:cx5="http://schemas.microsoft.com/office/drawing/2016/5/11/chartex" xmlns:cx6="http://schemas.microsoft.com/office/drawing/2016/5/12/chartex" xmlns:cx7="http://schemas.microsoft.com/office/drawing/2016/5/13/chartex" xmlns:cx8="http://schemas.microsoft.com/office/drawing/2016/5/14/chartex" xmlns:mc="http://schemas.openxmlformats.org/markup-compatibility/2006" xmlns:aink="http://schemas.microsoft.com/office/drawing/2016/ink" xmlns:am3d="http://schemas.microsoft.com/office/drawing/2017/model3d" xmlns:o="urn:schemas-microsoft-com:office:office" xmlns:oel="http://schemas.microsoft.com/office/2019/extlst" xmlns:r="http://schemas.openxmlformats.org/officeDocument/2006/relationships" xmlns:m="http://schemas.openxmlformats.org/officeDocument/2006/math" xmlns:v="urn:schemas-microsoft-com:vml" xmlns:wp14="http://schemas.microsoft.com/office/word/2010/wordprocessingDrawing" xmlns:wp="http://schemas.openxmlformats.org/drawingml/2006/wordprocessingDrawing" xmlns:w10="urn:schemas-microsoft-com:office:word" xmlns:w="http://schemas.openxmlformats.org/wordprocessingml/2006/main" xmlns:w14="http://schemas.microsoft.com/office/word/2010/wordml" xmlns:w15="http://schemas.microsoft.com/office/word/2012/wordml" xmlns:w16cex="http://schemas.microsoft.com/office/word/2018/wordml/cex" xmlns:w16cid="http://schemas.microsoft.com/office/word/2016/wordml/cid" xmlns:w16="http://schemas.microsoft.com/office/word/2018/wordml" xmlns:w16sdtdh="http://schemas.microsoft.com/office/word/2020/wordml/sdtdatahash" xmlns:w16se="http://schemas.microsoft.com/office/word/2015/wordml/symex" xmlns:wpg="http://schemas.microsoft.com/office/word/2010/wordprocessingGroup" xmlns:wpi="http://schemas.microsoft.com/office/word/2010/wordprocessingInk" xmlns:wne="http://schemas.microsoft.com/office/word/2006/wordml" xmlns:wps="http://schemas.microsoft.com/office/word/2010/wordprocessingShape" mc:Ignorable="w14 w15 w16se w16cid w16 w16cex w16sdtdh wp14">
+<w:footnotes xmlns:wpc="http://schemas.microsoft.com/office/word/2010/wordprocessingCanvas" xmlns:cx="http://schemas.microsoft.com/office/drawing/2014/chartex" xmlns:cx1="http://schemas.microsoft.com/office/drawing/2015/9/8/chartex" xmlns:cx2="http://schemas.microsoft.com/office/drawing/2015/10/21/chartex" xmlns:cx3="http://schemas.microsoft.com/office/drawing/2016/5/9/chartex" xmlns:cx4="http://schemas.microsoft.com/office/drawing/2016/5/10/chartex" xmlns:cx5="http://schemas.microsoft.com/office/drawing/2016/5/11/chartex" xmlns:cx6="http://schemas.microsoft.com/office/drawing/2016/5/12/chartex" xmlns:cx7="http://schemas.microsoft.com/office/drawing/2016/5/13/chartex" xmlns:cx8="http://schemas.microsoft.com/office/drawing/2016/5/14/chartex" xmlns:mc="http://schemas.openxmlformats.org/markup-compatibility/2006" xmlns:aink="http://schemas.microsoft.com/office/drawing/2016/ink" xmlns:am3d="http://schemas.microsoft.com/office/drawing/2017/model3d" xmlns:o="urn:schemas-microsoft-com:office:office" xmlns:oel="http://schemas.microsoft.com/office/2019/extlst" xmlns:r="http://schemas.openxmlformats.org/officeDocument/2006/relationships" xmlns:m="http://schemas.openxmlformats.org/officeDocument/2006/math" xmlns:v="urn:schemas-microsoft-com:vml" xmlns:wp14="http://schemas.microsoft.com/office/word/2010/wordprocessingDrawing" xmlns:wp="http://schemas.openxmlformats.org/drawingml/2006/wordprocessingDrawing" xmlns:w10="urn:schemas-microsoft-com:office:word" xmlns:w="http://schemas.openxmlformats.org/wordprocessingml/2006/main" xmlns:w14="http://schemas.microsoft.com/office/word/2010/wordml" xmlns:w15="http://schemas.microsoft.com/office/word/2012/wordml" xmlns:w16cex="http://schemas.microsoft.com/office/word/2018/wordml/cex" xmlns:w16cid="http://schemas.microsoft.com/office/word/2016/wordml/cid" xmlns:w16="http://schemas.microsoft.com/office/word/2018/wordml" xmlns:w16du="http://schemas.microsoft.com/office/word/2023/wordml/word16du" xmlns:w16sdtdh="http://schemas.microsoft.com/office/word/2020/wordml/sdtdatahash" xmlns:w16sdtfl="http://schemas.microsoft.com/office/word/2024/wordml/sdtformatlock" xmlns:w16se="http://schemas.microsoft.com/office/word/2015/wordml/symex" xmlns:wpg="http://schemas.microsoft.com/office/word/2010/wordprocessingGroup" xmlns:wpi="http://schemas.microsoft.com/office/word/2010/wordprocessingInk" xmlns:wne="http://schemas.microsoft.com/office/word/2006/wordml" xmlns:wps="http://schemas.microsoft.com/office/word/2010/wordprocessingShape" mc:Ignorable="w14 w15 w16se w16cid w16 w16cex w16sdtdh w16sdtfl w16du wp14">
   <w:footnote w:type="separator" w:id="-1">
     <w:p>
       <w:pPr>
@@ -1442,7 +1778,7 @@
 </file>
 
 <file path=word/header1.xml><?xml version="1.0" encoding="utf-8"?>
-<w:hdr xmlns:wpc="http://schemas.microsoft.com/office/word/2010/wordprocessingCanvas" xmlns:cx="http://schemas.microsoft.com/office/drawing/2014/chartex" xmlns:cx1="http://schemas.microsoft.com/office/drawing/2015/9/8/chartex" xmlns:cx2="http://schemas.microsoft.com/office/drawing/2015/10/21/chartex" xmlns:cx3="http://schemas.microsoft.com/office/drawing/2016/5/9/chartex" xmlns:cx4="http://schemas.microsoft.com/office/drawing/2016/5/10/chartex" xmlns:cx5="http://schemas.microsoft.com/office/drawing/2016/5/11/chartex" xmlns:cx6="http://schemas.microsoft.com/office/drawing/2016/5/12/chartex" xmlns:cx7="http://schemas.microsoft.com/office/drawing/2016/5/13/chartex" xmlns:cx8="http://schemas.microsoft.com/office/drawing/2016/5/14/chartex" xmlns:mc="http://schemas.openxmlformats.org/markup-compatibility/2006" xmlns:aink="http://schemas.microsoft.com/office/drawing/2016/ink" xmlns:am3d="http://schemas.microsoft.com/office/drawing/2017/model3d" xmlns:o="urn:schemas-microsoft-com:office:office" xmlns:oel="http://schemas.microsoft.com/office/2019/extlst" xmlns:r="http://schemas.openxmlformats.org/officeDocument/2006/relationships" xmlns:m="http://schemas.openxmlformats.org/officeDocument/2006/math" xmlns:v="urn:schemas-microsoft-com:vml" xmlns:wp14="http://schemas.microsoft.com/office/word/2010/wordprocessingDrawing" xmlns:wp="http://schemas.openxmlformats.org/drawingml/2006/wordprocessingDrawing" xmlns:w10="urn:schemas-microsoft-com:office:word" xmlns:w="http://schemas.openxmlformats.org/wordprocessingml/2006/main" xmlns:w14="http://schemas.microsoft.com/office/word/2010/wordml" xmlns:w15="http://schemas.microsoft.com/office/word/2012/wordml" xmlns:w16cex="http://schemas.microsoft.com/office/word/2018/wordml/cex" xmlns:w16cid="http://schemas.microsoft.com/office/word/2016/wordml/cid" xmlns:w16="http://schemas.microsoft.com/office/word/2018/wordml" xmlns:w16sdtdh="http://schemas.microsoft.com/office/word/2020/wordml/sdtdatahash" xmlns:w16se="http://schemas.microsoft.com/office/word/2015/wordml/symex" xmlns:wpg="http://schemas.microsoft.com/office/word/2010/wordprocessingGroup" xmlns:wpi="http://schemas.microsoft.com/office/word/2010/wordprocessingInk" xmlns:wne="http://schemas.microsoft.com/office/word/2006/wordml" xmlns:wps="http://schemas.microsoft.com/office/word/2010/wordprocessingShape" mc:Ignorable="w14 w15 w16se w16cid w16 w16cex w16sdtdh wp14">
+<w:hdr xmlns:wpc="http://schemas.microsoft.com/office/word/2010/wordprocessingCanvas" xmlns:cx="http://schemas.microsoft.com/office/drawing/2014/chartex" xmlns:cx1="http://schemas.microsoft.com/office/drawing/2015/9/8/chartex" xmlns:cx2="http://schemas.microsoft.com/office/drawing/2015/10/21/chartex" xmlns:cx3="http://schemas.microsoft.com/office/drawing/2016/5/9/chartex" xmlns:cx4="http://schemas.microsoft.com/office/drawing/2016/5/10/chartex" xmlns:cx5="http://schemas.microsoft.com/office/drawing/2016/5/11/chartex" xmlns:cx6="http://schemas.microsoft.com/office/drawing/2016/5/12/chartex" xmlns:cx7="http://schemas.microsoft.com/office/drawing/2016/5/13/chartex" xmlns:cx8="http://schemas.microsoft.com/office/drawing/2016/5/14/chartex" xmlns:mc="http://schemas.openxmlformats.org/markup-compatibility/2006" xmlns:aink="http://schemas.microsoft.com/office/drawing/2016/ink" xmlns:am3d="http://schemas.microsoft.com/office/drawing/2017/model3d" xmlns:o="urn:schemas-microsoft-com:office:office" xmlns:oel="http://schemas.microsoft.com/office/2019/extlst" xmlns:r="http://schemas.openxmlformats.org/officeDocument/2006/relationships" xmlns:m="http://schemas.openxmlformats.org/officeDocument/2006/math" xmlns:v="urn:schemas-microsoft-com:vml" xmlns:wp14="http://schemas.microsoft.com/office/word/2010/wordprocessingDrawing" xmlns:wp="http://schemas.openxmlformats.org/drawingml/2006/wordprocessingDrawing" xmlns:w10="urn:schemas-microsoft-com:office:word" xmlns:w="http://schemas.openxmlformats.org/wordprocessingml/2006/main" xmlns:w14="http://schemas.microsoft.com/office/word/2010/wordml" xmlns:w15="http://schemas.microsoft.com/office/word/2012/wordml" xmlns:w16cex="http://schemas.microsoft.com/office/word/2018/wordml/cex" xmlns:w16cid="http://schemas.microsoft.com/office/word/2016/wordml/cid" xmlns:w16="http://schemas.microsoft.com/office/word/2018/wordml" xmlns:w16du="http://schemas.microsoft.com/office/word/2023/wordml/word16du" xmlns:w16sdtdh="http://schemas.microsoft.com/office/word/2020/wordml/sdtdatahash" xmlns:w16sdtfl="http://schemas.microsoft.com/office/word/2024/wordml/sdtformatlock" xmlns:w16se="http://schemas.microsoft.com/office/word/2015/wordml/symex" xmlns:wpg="http://schemas.microsoft.com/office/word/2010/wordprocessingGroup" xmlns:wpi="http://schemas.microsoft.com/office/word/2010/wordprocessingInk" xmlns:wne="http://schemas.microsoft.com/office/word/2006/wordml" xmlns:wps="http://schemas.microsoft.com/office/word/2010/wordprocessingShape" mc:Ignorable="w14 w15 w16se w16cid w16 w16cex w16sdtdh w16sdtfl w16du wp14">
   <w:p>
     <w:pPr>
       <w:pStyle w:val="Header"/>
@@ -1452,7 +1788,7 @@
 </file>
 
 <file path=word/header2.xml><?xml version="1.0" encoding="utf-8"?>
-<w:hdr xmlns:wpc="http://schemas.microsoft.com/office/word/2010/wordprocessingCanvas" xmlns:cx="http://schemas.microsoft.com/office/drawing/2014/chartex" xmlns:cx1="http://schemas.microsoft.com/office/drawing/2015/9/8/chartex" xmlns:cx2="http://schemas.microsoft.com/office/drawing/2015/10/21/chartex" xmlns:cx3="http://schemas.microsoft.com/office/drawing/2016/5/9/chartex" xmlns:cx4="http://schemas.microsoft.com/office/drawing/2016/5/10/chartex" xmlns:cx5="http://schemas.microsoft.com/office/drawing/2016/5/11/chartex" xmlns:cx6="http://schemas.microsoft.com/office/drawing/2016/5/12/chartex" xmlns:cx7="http://schemas.microsoft.com/office/drawing/2016/5/13/chartex" xmlns:cx8="http://schemas.microsoft.com/office/drawing/2016/5/14/chartex" xmlns:mc="http://schemas.openxmlformats.org/markup-compatibility/2006" xmlns:aink="http://schemas.microsoft.com/office/drawing/2016/ink" xmlns:am3d="http://schemas.microsoft.com/office/drawing/2017/model3d" xmlns:o="urn:schemas-microsoft-com:office:office" xmlns:oel="http://schemas.microsoft.com/office/2019/extlst" xmlns:r="http://schemas.openxmlformats.org/officeDocument/2006/relationships" xmlns:m="http://schemas.openxmlformats.org/officeDocument/2006/math" xmlns:v="urn:schemas-microsoft-com:vml" xmlns:wp14="http://schemas.microsoft.com/office/word/2010/wordprocessingDrawing" xmlns:wp="http://schemas.openxmlformats.org/drawingml/2006/wordprocessingDrawing" xmlns:w10="urn:schemas-microsoft-com:office:word" xmlns:w="http://schemas.openxmlformats.org/wordprocessingml/2006/main" xmlns:w14="http://schemas.microsoft.com/office/word/2010/wordml" xmlns:w15="http://schemas.microsoft.com/office/word/2012/wordml" xmlns:w16cex="http://schemas.microsoft.com/office/word/2018/wordml/cex" xmlns:w16cid="http://schemas.microsoft.com/office/word/2016/wordml/cid" xmlns:w16="http://schemas.microsoft.com/office/word/2018/wordml" xmlns:w16sdtdh="http://schemas.microsoft.com/office/word/2020/wordml/sdtdatahash" xmlns:w16se="http://schemas.microsoft.com/office/word/2015/wordml/symex" xmlns:wpg="http://schemas.microsoft.com/office/word/2010/wordprocessingGroup" xmlns:wpi="http://schemas.microsoft.com/office/word/2010/wordprocessingInk" xmlns:wne="http://schemas.microsoft.com/office/word/2006/wordml" xmlns:wps="http://schemas.microsoft.com/office/word/2010/wordprocessingShape" mc:Ignorable="w14 w15 w16se w16cid w16 w16cex w16sdtdh wp14">
+<w:hdr xmlns:wpc="http://schemas.microsoft.com/office/word/2010/wordprocessingCanvas" xmlns:cx="http://schemas.microsoft.com/office/drawing/2014/chartex" xmlns:cx1="http://schemas.microsoft.com/office/drawing/2015/9/8/chartex" xmlns:cx2="http://schemas.microsoft.com/office/drawing/2015/10/21/chartex" xmlns:cx3="http://schemas.microsoft.com/office/drawing/2016/5/9/chartex" xmlns:cx4="http://schemas.microsoft.com/office/drawing/2016/5/10/chartex" xmlns:cx5="http://schemas.microsoft.com/office/drawing/2016/5/11/chartex" xmlns:cx6="http://schemas.microsoft.com/office/drawing/2016/5/12/chartex" xmlns:cx7="http://schemas.microsoft.com/office/drawing/2016/5/13/chartex" xmlns:cx8="http://schemas.microsoft.com/office/drawing/2016/5/14/chartex" xmlns:mc="http://schemas.openxmlformats.org/markup-compatibility/2006" xmlns:aink="http://schemas.microsoft.com/office/drawing/2016/ink" xmlns:am3d="http://schemas.microsoft.com/office/drawing/2017/model3d" xmlns:o="urn:schemas-microsoft-com:office:office" xmlns:oel="http://schemas.microsoft.com/office/2019/extlst" xmlns:r="http://schemas.openxmlformats.org/officeDocument/2006/relationships" xmlns:m="http://schemas.openxmlformats.org/officeDocument/2006/math" xmlns:v="urn:schemas-microsoft-com:vml" xmlns:wp14="http://schemas.microsoft.com/office/word/2010/wordprocessingDrawing" xmlns:wp="http://schemas.openxmlformats.org/drawingml/2006/wordprocessingDrawing" xmlns:w10="urn:schemas-microsoft-com:office:word" xmlns:w="http://schemas.openxmlformats.org/wordprocessingml/2006/main" xmlns:w14="http://schemas.microsoft.com/office/word/2010/wordml" xmlns:w15="http://schemas.microsoft.com/office/word/2012/wordml" xmlns:w16cex="http://schemas.microsoft.com/office/word/2018/wordml/cex" xmlns:w16cid="http://schemas.microsoft.com/office/word/2016/wordml/cid" xmlns:w16="http://schemas.microsoft.com/office/word/2018/wordml" xmlns:w16du="http://schemas.microsoft.com/office/word/2023/wordml/word16du" xmlns:w16sdtdh="http://schemas.microsoft.com/office/word/2020/wordml/sdtdatahash" xmlns:w16sdtfl="http://schemas.microsoft.com/office/word/2024/wordml/sdtformatlock" xmlns:w16se="http://schemas.microsoft.com/office/word/2015/wordml/symex" xmlns:wpg="http://schemas.microsoft.com/office/word/2010/wordprocessingGroup" xmlns:wpi="http://schemas.microsoft.com/office/word/2010/wordprocessingInk" xmlns:wne="http://schemas.microsoft.com/office/word/2006/wordml" xmlns:wps="http://schemas.microsoft.com/office/word/2010/wordprocessingShape" mc:Ignorable="w14 w15 w16se w16cid w16 w16cex w16sdtdh w16sdtfl w16du wp14">
   <w:p>
     <w:pPr>
       <w:pStyle w:val="Header"/>
@@ -1463,7 +1799,7 @@
 </file>
 
 <file path=word/header3.xml><?xml version="1.0" encoding="utf-8"?>
-<w:hdr xmlns:wpc="http://schemas.microsoft.com/office/word/2010/wordprocessingCanvas" xmlns:cx="http://schemas.microsoft.com/office/drawing/2014/chartex" xmlns:cx1="http://schemas.microsoft.com/office/drawing/2015/9/8/chartex" xmlns:cx2="http://schemas.microsoft.com/office/drawing/2015/10/21/chartex" xmlns:cx3="http://schemas.microsoft.com/office/drawing/2016/5/9/chartex" xmlns:cx4="http://schemas.microsoft.com/office/drawing/2016/5/10/chartex" xmlns:cx5="http://schemas.microsoft.com/office/drawing/2016/5/11/chartex" xmlns:cx6="http://schemas.microsoft.com/office/drawing/2016/5/12/chartex" xmlns:cx7="http://schemas.microsoft.com/office/drawing/2016/5/13/chartex" xmlns:cx8="http://schemas.microsoft.com/office/drawing/2016/5/14/chartex" xmlns:mc="http://schemas.openxmlformats.org/markup-compatibility/2006" xmlns:aink="http://schemas.microsoft.com/office/drawing/2016/ink" xmlns:am3d="http://schemas.microsoft.com/office/drawing/2017/model3d" xmlns:o="urn:schemas-microsoft-com:office:office" xmlns:oel="http://schemas.microsoft.com/office/2019/extlst" xmlns:r="http://schemas.openxmlformats.org/officeDocument/2006/relationships" xmlns:m="http://schemas.openxmlformats.org/officeDocument/2006/math" xmlns:v="urn:schemas-microsoft-com:vml" xmlns:wp14="http://schemas.microsoft.com/office/word/2010/wordprocessingDrawing" xmlns:wp="http://schemas.openxmlformats.org/drawingml/2006/wordprocessingDrawing" xmlns:w10="urn:schemas-microsoft-com:office:word" xmlns:w="http://schemas.openxmlformats.org/wordprocessingml/2006/main" xmlns:w14="http://schemas.microsoft.com/office/word/2010/wordml" xmlns:w15="http://schemas.microsoft.com/office/word/2012/wordml" xmlns:w16cex="http://schemas.microsoft.com/office/word/2018/wordml/cex" xmlns:w16cid="http://schemas.microsoft.com/office/word/2016/wordml/cid" xmlns:w16="http://schemas.microsoft.com/office/word/2018/wordml" xmlns:w16sdtdh="http://schemas.microsoft.com/office/word/2020/wordml/sdtdatahash" xmlns:w16se="http://schemas.microsoft.com/office/word/2015/wordml/symex" xmlns:wpg="http://schemas.microsoft.com/office/word/2010/wordprocessingGroup" xmlns:wpi="http://schemas.microsoft.com/office/word/2010/wordprocessingInk" xmlns:wne="http://schemas.microsoft.com/office/word/2006/wordml" xmlns:wps="http://schemas.microsoft.com/office/word/2010/wordprocessingShape" mc:Ignorable="w14 w15 w16se w16cid w16 w16cex w16sdtdh wp14">
+<w:hdr xmlns:wpc="http://schemas.microsoft.com/office/word/2010/wordprocessingCanvas" xmlns:cx="http://schemas.microsoft.com/office/drawing/2014/chartex" xmlns:cx1="http://schemas.microsoft.com/office/drawing/2015/9/8/chartex" xmlns:cx2="http://schemas.microsoft.com/office/drawing/2015/10/21/chartex" xmlns:cx3="http://schemas.microsoft.com/office/drawing/2016/5/9/chartex" xmlns:cx4="http://schemas.microsoft.com/office/drawing/2016/5/10/chartex" xmlns:cx5="http://schemas.microsoft.com/office/drawing/2016/5/11/chartex" xmlns:cx6="http://schemas.microsoft.com/office/drawing/2016/5/12/chartex" xmlns:cx7="http://schemas.microsoft.com/office/drawing/2016/5/13/chartex" xmlns:cx8="http://schemas.microsoft.com/office/drawing/2016/5/14/chartex" xmlns:mc="http://schemas.openxmlformats.org/markup-compatibility/2006" xmlns:aink="http://schemas.microsoft.com/office/drawing/2016/ink" xmlns:am3d="http://schemas.microsoft.com/office/drawing/2017/model3d" xmlns:o="urn:schemas-microsoft-com:office:office" xmlns:oel="http://schemas.microsoft.com/office/2019/extlst" xmlns:r="http://schemas.openxmlformats.org/officeDocument/2006/relationships" xmlns:m="http://schemas.openxmlformats.org/officeDocument/2006/math" xmlns:v="urn:schemas-microsoft-com:vml" xmlns:wp14="http://schemas.microsoft.com/office/word/2010/wordprocessingDrawing" xmlns:wp="http://schemas.openxmlformats.org/drawingml/2006/wordprocessingDrawing" xmlns:w10="urn:schemas-microsoft-com:office:word" xmlns:w="http://schemas.openxmlformats.org/wordprocessingml/2006/main" xmlns:w14="http://schemas.microsoft.com/office/word/2010/wordml" xmlns:w15="http://schemas.microsoft.com/office/word/2012/wordml" xmlns:w16cex="http://schemas.microsoft.com/office/word/2018/wordml/cex" xmlns:w16cid="http://schemas.microsoft.com/office/word/2016/wordml/cid" xmlns:w16="http://schemas.microsoft.com/office/word/2018/wordml" xmlns:w16du="http://schemas.microsoft.com/office/word/2023/wordml/word16du" xmlns:w16sdtdh="http://schemas.microsoft.com/office/word/2020/wordml/sdtdatahash" xmlns:w16sdtfl="http://schemas.microsoft.com/office/word/2024/wordml/sdtformatlock" xmlns:w16se="http://schemas.microsoft.com/office/word/2015/wordml/symex" xmlns:wpg="http://schemas.microsoft.com/office/word/2010/wordprocessingGroup" xmlns:wpi="http://schemas.microsoft.com/office/word/2010/wordprocessingInk" xmlns:wne="http://schemas.microsoft.com/office/word/2006/wordml" xmlns:wps="http://schemas.microsoft.com/office/word/2010/wordprocessingShape" mc:Ignorable="w14 w15 w16se w16cid w16 w16cex w16sdtdh w16sdtfl w16du wp14">
   <w:p>
     <w:pPr>
       <w:pStyle w:val="Header"/>
@@ -1472,7 +1808,7 @@
     <w:r>
       <w:tab/>
       <w:tab/>
-      <w:t>2025-08-02</w:t>
+      <w:t>2026-07-12</w:t>
       <w:br/>
       <w:br/>
     </w:r>
@@ -1489,7 +1825,7 @@
 </file>
 
 <file path=word/numbering.xml><?xml version="1.0" encoding="utf-8"?>
-<w:numbering xmlns:wpc="http://schemas.microsoft.com/office/word/2010/wordprocessingCanvas" xmlns:cx="http://schemas.microsoft.com/office/drawing/2014/chartex" xmlns:cx1="http://schemas.microsoft.com/office/drawing/2015/9/8/chartex" xmlns:cx2="http://schemas.microsoft.com/office/drawing/2015/10/21/chartex" xmlns:cx3="http://schemas.microsoft.com/office/drawing/2016/5/9/chartex" xmlns:cx4="http://schemas.microsoft.com/office/drawing/2016/5/10/chartex" xmlns:cx5="http://schemas.microsoft.com/office/drawing/2016/5/11/chartex" xmlns:cx6="http://schemas.microsoft.com/office/drawing/2016/5/12/chartex" xmlns:cx7="http://schemas.microsoft.com/office/drawing/2016/5/13/chartex" xmlns:cx8="http://schemas.microsoft.com/office/drawing/2016/5/14/chartex" xmlns:mc="http://schemas.openxmlformats.org/markup-compatibility/2006" xmlns:aink="http://schemas.microsoft.com/office/drawing/2016/ink" xmlns:am3d="http://schemas.microsoft.com/office/drawing/2017/model3d" xmlns:o="urn:schemas-microsoft-com:office:office" xmlns:oel="http://schemas.microsoft.com/office/2019/extlst" xmlns:r="http://schemas.openxmlformats.org/officeDocument/2006/relationships" xmlns:m="http://schemas.openxmlformats.org/officeDocument/2006/math" xmlns:v="urn:schemas-microsoft-com:vml" xmlns:wp14="http://schemas.microsoft.com/office/word/2010/wordprocessingDrawing" xmlns:wp="http://schemas.openxmlformats.org/drawingml/2006/wordprocessingDrawing" xmlns:w10="urn:schemas-microsoft-com:office:word" xmlns:w="http://schemas.openxmlformats.org/wordprocessingml/2006/main" xmlns:w14="http://schemas.microsoft.com/office/word/2010/wordml" xmlns:w15="http://schemas.microsoft.com/office/word/2012/wordml" xmlns:w16cex="http://schemas.microsoft.com/office/word/2018/wordml/cex" xmlns:w16cid="http://schemas.microsoft.com/office/word/2016/wordml/cid" xmlns:w16="http://schemas.microsoft.com/office/word/2018/wordml" xmlns:w16sdtdh="http://schemas.microsoft.com/office/word/2020/wordml/sdtdatahash" xmlns:w16se="http://schemas.microsoft.com/office/word/2015/wordml/symex" xmlns:wpg="http://schemas.microsoft.com/office/word/2010/wordprocessingGroup" xmlns:wpi="http://schemas.microsoft.com/office/word/2010/wordprocessingInk" xmlns:wne="http://schemas.microsoft.com/office/word/2006/wordml" xmlns:wps="http://schemas.microsoft.com/office/word/2010/wordprocessingShape" mc:Ignorable="w14 w15 w16se w16cid w16 w16cex w16sdtdh wp14">
+<w:numbering xmlns:wpc="http://schemas.microsoft.com/office/word/2010/wordprocessingCanvas" xmlns:cx="http://schemas.microsoft.com/office/drawing/2014/chartex" xmlns:cx1="http://schemas.microsoft.com/office/drawing/2015/9/8/chartex" xmlns:cx2="http://schemas.microsoft.com/office/drawing/2015/10/21/chartex" xmlns:cx3="http://schemas.microsoft.com/office/drawing/2016/5/9/chartex" xmlns:cx4="http://schemas.microsoft.com/office/drawing/2016/5/10/chartex" xmlns:cx5="http://schemas.microsoft.com/office/drawing/2016/5/11/chartex" xmlns:cx6="http://schemas.microsoft.com/office/drawing/2016/5/12/chartex" xmlns:cx7="http://schemas.microsoft.com/office/drawing/2016/5/13/chartex" xmlns:cx8="http://schemas.microsoft.com/office/drawing/2016/5/14/chartex" xmlns:mc="http://schemas.openxmlformats.org/markup-compatibility/2006" xmlns:aink="http://schemas.microsoft.com/office/drawing/2016/ink" xmlns:am3d="http://schemas.microsoft.com/office/drawing/2017/model3d" xmlns:o="urn:schemas-microsoft-com:office:office" xmlns:oel="http://schemas.microsoft.com/office/2019/extlst" xmlns:r="http://schemas.openxmlformats.org/officeDocument/2006/relationships" xmlns:m="http://schemas.openxmlformats.org/officeDocument/2006/math" xmlns:v="urn:schemas-microsoft-com:vml" xmlns:wp14="http://schemas.microsoft.com/office/word/2010/wordprocessingDrawing" xmlns:wp="http://schemas.openxmlformats.org/drawingml/2006/wordprocessingDrawing" xmlns:w10="urn:schemas-microsoft-com:office:word" xmlns:w="http://schemas.openxmlformats.org/wordprocessingml/2006/main" xmlns:w14="http://schemas.microsoft.com/office/word/2010/wordml" xmlns:w15="http://schemas.microsoft.com/office/word/2012/wordml" xmlns:w16cex="http://schemas.microsoft.com/office/word/2018/wordml/cex" xmlns:w16cid="http://schemas.microsoft.com/office/word/2016/wordml/cid" xmlns:w16="http://schemas.microsoft.com/office/word/2018/wordml" xmlns:w16du="http://schemas.microsoft.com/office/word/2023/wordml/word16du" xmlns:w16sdtdh="http://schemas.microsoft.com/office/word/2020/wordml/sdtdatahash" xmlns:w16sdtfl="http://schemas.microsoft.com/office/word/2024/wordml/sdtformatlock" xmlns:w16se="http://schemas.microsoft.com/office/word/2015/wordml/symex" xmlns:wpg="http://schemas.microsoft.com/office/word/2010/wordprocessingGroup" xmlns:wpi="http://schemas.microsoft.com/office/word/2010/wordprocessingInk" xmlns:wne="http://schemas.microsoft.com/office/word/2006/wordml" xmlns:wps="http://schemas.microsoft.com/office/word/2010/wordprocessingShape" mc:Ignorable="w14 w15 w16se w16cid w16 w16cex w16sdtdh w16sdtfl w16du wp14">
   <w:abstractNum w:abstractNumId="0" w15:restartNumberingAfterBreak="0">
     <w:nsid w:val="FFFFFF7C"/>
     <w:multiLevelType w:val="singleLevel"/>
@@ -1692,7 +2028,7 @@
 </file>
 
 <file path=word/styles.xml><?xml version="1.0" encoding="utf-8"?>
-<w:styles xmlns:mc="http://schemas.openxmlformats.org/markup-compatibility/2006" xmlns:r="http://schemas.openxmlformats.org/officeDocument/2006/relationships" xmlns:w="http://schemas.openxmlformats.org/wordprocessingml/2006/main" xmlns:w14="http://schemas.microsoft.com/office/word/2010/wordml" xmlns:w15="http://schemas.microsoft.com/office/word/2012/wordml" xmlns:w16cex="http://schemas.microsoft.com/office/word/2018/wordml/cex" xmlns:w16cid="http://schemas.microsoft.com/office/word/2016/wordml/cid" xmlns:w16="http://schemas.microsoft.com/office/word/2018/wordml" xmlns:w16sdtdh="http://schemas.microsoft.com/office/word/2020/wordml/sdtdatahash" xmlns:w16se="http://schemas.microsoft.com/office/word/2015/wordml/symex" mc:Ignorable="w14 w15 w16se w16cid w16 w16cex w16sdtdh">
+<w:styles xmlns:mc="http://schemas.openxmlformats.org/markup-compatibility/2006" xmlns:r="http://schemas.openxmlformats.org/officeDocument/2006/relationships" xmlns:w="http://schemas.openxmlformats.org/wordprocessingml/2006/main" xmlns:w14="http://schemas.microsoft.com/office/word/2010/wordml" xmlns:w15="http://schemas.microsoft.com/office/word/2012/wordml" xmlns:w16cex="http://schemas.microsoft.com/office/word/2018/wordml/cex" xmlns:w16cid="http://schemas.microsoft.com/office/word/2016/wordml/cid" xmlns:w16="http://schemas.microsoft.com/office/word/2018/wordml" xmlns:w16du="http://schemas.microsoft.com/office/word/2023/wordml/word16du" xmlns:w16sdtdh="http://schemas.microsoft.com/office/word/2020/wordml/sdtdatahash" xmlns:w16sdtfl="http://schemas.microsoft.com/office/word/2024/wordml/sdtformatlock" xmlns:w16se="http://schemas.microsoft.com/office/word/2015/wordml/symex" mc:Ignorable="w14 w15 w16se w16cid w16 w16cex w16sdtdh w16sdtfl w16du">
   <w:docDefaults>
     <w:rPrDefault>
       <w:rPr>
@@ -2450,7 +2786,7 @@
     <w:link w:val="TitleChar"/>
     <w:uiPriority w:val="10"/>
     <w:qFormat/>
-    <w:rsid w:val="007106C8"/>
+    <w:rsid w:val="00E854FA"/>
     <w:pPr>
       <w:spacing w:after="300" w:line="240" w:lineRule="auto"/>
       <w:contextualSpacing/>
@@ -2460,7 +2796,7 @@
       <w:rFonts w:eastAsiaTheme="majorEastAsia" w:cstheme="majorBidi"/>
       <w:spacing w:val="5"/>
       <w:kern w:val="28"/>
-      <w:sz w:val="52"/>
+      <w:sz w:val="40"/>
       <w:szCs w:val="52"/>
       <w:lang w:val="sv-SE" w:eastAsia="en-US" w:bidi="ar-SA"/>
     </w:rPr>
@@ -2470,12 +2806,12 @@
     <w:basedOn w:val="DefaultParagraphFont"/>
     <w:link w:val="Title"/>
     <w:uiPriority w:val="10"/>
-    <w:rsid w:val="007106C8"/>
+    <w:rsid w:val="00E854FA"/>
     <w:rPr>
       <w:rFonts w:ascii="Times New Roman" w:eastAsiaTheme="majorEastAsia" w:hAnsi="Times New Roman" w:cstheme="majorBidi"/>
       <w:spacing w:val="5"/>
       <w:kern w:val="28"/>
-      <w:sz w:val="52"/>
+      <w:sz w:val="40"/>
       <w:szCs w:val="52"/>
       <w:lang w:val="sv-SE" w:eastAsia="en-US" w:bidi="ar-SA"/>
     </w:rPr>

--- a/klagomål/Lögdaselet FSC-klagomål.docx
+++ b/klagomål/Lögdaselet FSC-klagomål.docx
@@ -1813,7 +1813,7 @@
       <w:br/>
     </w:r>
     <w:r>
-      <w:t>Till:</w:t>
+      <w:t>Till: Sveaskog</w:t>
       <w:br/>
     </w:r>
     <w:r>

--- a/klagomål/Lögdaselet FSC-klagomål.docx
+++ b/klagomål/Lögdaselet FSC-klagomål.docx
@@ -168,7 +168,7 @@
     </w:p>
     <w:p>
       <w:r>
-        <w:t>Detta klagomål behandlar höga naturvärden i avverkningsanmälan Lögdaselet i Bjurholms kommun som inkom 2026-07-12 och omfattar 166,5 ha.</w:t>
+        <w:t>Detta klagomål behandlar höga naturvärden i avverkningsanmälan Lögdaselet i Bjurholms kommun som inkom 2026-07-13 och omfattar 166,5 ha.</w:t>
       </w:r>
     </w:p>
     <w:p>
@@ -1808,7 +1808,7 @@
     <w:r>
       <w:tab/>
       <w:tab/>
-      <w:t>2026-07-12</w:t>
+      <w:t>2026-07-13</w:t>
       <w:br/>
       <w:br/>
     </w:r>

--- a/klagomål/Lögdaselet FSC-klagomål.docx
+++ b/klagomål/Lögdaselet FSC-klagomål.docx
@@ -168,7 +168,7 @@
     </w:p>
     <w:p>
       <w:r>
-        <w:t>Detta klagomål behandlar höga naturvärden i avverkningsanmälan Lögdaselet i Bjurholms kommun som inkom 2026-07-13 och omfattar 166,5 ha.</w:t>
+        <w:t>Detta klagomål behandlar höga naturvärden i avverkningsanmälan Lögdaselet i Bjurholms kommun som inkom 2026-07-14 och omfattar 166,5 ha.</w:t>
       </w:r>
     </w:p>
     <w:p>
@@ -1808,7 +1808,7 @@
     <w:r>
       <w:tab/>
       <w:tab/>
-      <w:t>2026-07-13</w:t>
+      <w:t>2026-07-14</w:t>
       <w:br/>
       <w:br/>
     </w:r>

--- a/klagomål/Lögdaselet FSC-klagomål.docx
+++ b/klagomål/Lögdaselet FSC-klagomål.docx
@@ -168,7 +168,7 @@
     </w:p>
     <w:p>
       <w:r>
-        <w:t>Detta klagomål behandlar höga naturvärden i avverkningsanmälan Lögdaselet i Bjurholms kommun som inkom 2026-07-14 och omfattar 166,5 ha.</w:t>
+        <w:t>Detta klagomål behandlar höga naturvärden i avverkningsanmälan Lögdaselet i Bjurholms kommun som inkom 2026-07-15 och omfattar 166,5 ha.</w:t>
       </w:r>
     </w:p>
     <w:p>
@@ -1808,7 +1808,7 @@
     <w:r>
       <w:tab/>
       <w:tab/>
-      <w:t>2026-07-14</w:t>
+      <w:t>2026-07-15</w:t>
       <w:br/>
       <w:br/>
     </w:r>

--- a/klagomål/Lögdaselet FSC-klagomål.docx
+++ b/klagomål/Lögdaselet FSC-klagomål.docx
@@ -168,7 +168,7 @@
     </w:p>
     <w:p>
       <w:r>
-        <w:t>Detta klagomål behandlar höga naturvärden i avverkningsanmälan Lögdaselet i Bjurholms kommun som inkom 2026-07-15 och omfattar 166,5 ha.</w:t>
+        <w:t>Detta klagomål behandlar höga naturvärden i avverkningsanmälan Lögdaselet i Bjurholms kommun som inkom 2026-07-16 och omfattar 166,5 ha.</w:t>
       </w:r>
     </w:p>
     <w:p>
@@ -1808,7 +1808,7 @@
     <w:r>
       <w:tab/>
       <w:tab/>
-      <w:t>2026-07-15</w:t>
+      <w:t>2026-07-16</w:t>
       <w:br/>
       <w:br/>
     </w:r>

--- a/klagomål/Lögdaselet FSC-klagomål.docx
+++ b/klagomål/Lögdaselet FSC-klagomål.docx
@@ -1808,7 +1808,7 @@
     <w:r>
       <w:tab/>
       <w:tab/>
-      <w:t>2026-07-16</w:t>
+      <w:t>2026-07-17</w:t>
       <w:br/>
       <w:br/>
     </w:r>

--- a/klagomål/Lögdaselet FSC-klagomål.docx
+++ b/klagomål/Lögdaselet FSC-klagomål.docx
@@ -168,7 +168,7 @@
     </w:p>
     <w:p>
       <w:r>
-        <w:t>Detta klagomål behandlar höga naturvärden i avverkningsanmälan Lögdaselet i Bjurholms kommun som inkom 2026-07-16 och omfattar 166,5 ha.</w:t>
+        <w:t>Detta klagomål behandlar höga naturvärden i avverkningsanmälan Lögdaselet i Bjurholms kommun som inkom 2026-07-17 och omfattar 166,5 ha.</w:t>
       </w:r>
     </w:p>
     <w:p>

--- a/klagomål/Lögdaselet FSC-klagomål.docx
+++ b/klagomål/Lögdaselet FSC-klagomål.docx
@@ -1808,7 +1808,7 @@
     <w:r>
       <w:tab/>
       <w:tab/>
-      <w:t>2026-07-17</w:t>
+      <w:t>2026-07-18</w:t>
       <w:br/>
       <w:br/>
     </w:r>

--- a/klagomål/Lögdaselet FSC-klagomål.docx
+++ b/klagomål/Lögdaselet FSC-klagomål.docx
@@ -168,7 +168,7 @@
     </w:p>
     <w:p>
       <w:r>
-        <w:t>Detta klagomål behandlar höga naturvärden i avverkningsanmälan Lögdaselet i Bjurholms kommun som inkom 2026-07-17 och omfattar 166,5 ha.</w:t>
+        <w:t>Detta klagomål behandlar höga naturvärden i avverkningsanmälan Lögdaselet i Bjurholms kommun som inkom 2026-07-18 och omfattar 166,5 ha.</w:t>
       </w:r>
     </w:p>
     <w:p>

--- a/klagomål/Lögdaselet FSC-klagomål.docx
+++ b/klagomål/Lögdaselet FSC-klagomål.docx
@@ -168,7 +168,7 @@
     </w:p>
     <w:p>
       <w:r>
-        <w:t>Detta klagomål behandlar höga naturvärden i avverkningsanmälan Lögdaselet i Bjurholms kommun som inkom 2026-07-18 och omfattar 166,5 ha.</w:t>
+        <w:t>Detta klagomål behandlar höga naturvärden i avverkningsanmälan Lögdaselet i Bjurholms kommun som inkom 2026-07-19 och omfattar 166,5 ha.</w:t>
       </w:r>
     </w:p>
     <w:p>
@@ -1808,7 +1808,7 @@
     <w:r>
       <w:tab/>
       <w:tab/>
-      <w:t>2026-07-18</w:t>
+      <w:t>2026-07-19</w:t>
       <w:br/>
       <w:br/>
     </w:r>

--- a/klagomål/Lögdaselet FSC-klagomål.docx
+++ b/klagomål/Lögdaselet FSC-klagomål.docx
@@ -1808,7 +1808,7 @@
     <w:r>
       <w:tab/>
       <w:tab/>
-      <w:t>2026-07-19</w:t>
+      <w:t>2026-07-20</w:t>
       <w:br/>
       <w:br/>
     </w:r>

--- a/klagomål/Lögdaselet FSC-klagomål.docx
+++ b/klagomål/Lögdaselet FSC-klagomål.docx
@@ -168,7 +168,7 @@
     </w:p>
     <w:p>
       <w:r>
-        <w:t>Detta klagomål behandlar höga naturvärden i avverkningsanmälan Lögdaselet i Bjurholms kommun som inkom 2026-07-19 och omfattar 166,5 ha.</w:t>
+        <w:t>Detta klagomål behandlar höga naturvärden i avverkningsanmälan Lögdaselet i Bjurholms kommun som inkom 2026-07-20 och omfattar 166,5 ha.</w:t>
       </w:r>
     </w:p>
     <w:p>
